--- a/templates/plananual/EPT EMPRENDIMIENTO 1° A 5°/3° PCA - EPT EMPRENDIMIENTO .docx
+++ b/templates/plananual/EPT EMPRENDIMIENTO 1° A 5°/3° PCA - EPT EMPRENDIMIENTO .docx
@@ -7519,6 +7519,7 @@
                 <w:szCs w:val="20"/>
               </w:rPr>
             </w:pPr>
+            <w:bookmarkStart w:id="1" w:name="_Hlk227075175"/>
             <w:r>
               <w:rPr>
                 <w:rFonts w:ascii="Arial Nova Cond" w:hAnsi="Arial Nova Cond" w:cs="Times New Roman"/>
@@ -7795,7 +7796,6 @@
           <w:tcPr>
             <w:tcW w:w="875" w:type="dxa"/>
             <w:vMerge w:val="restart"/>
-            <w:shd w:val="clear" w:color="auto" w:fill="auto"/>
             <w:vAlign w:val="center"/>
           </w:tcPr>
           <w:p>
@@ -7906,7 +7906,6 @@
         <w:tc>
           <w:tcPr>
             <w:tcW w:w="6169" w:type="dxa"/>
-            <w:shd w:val="clear" w:color="auto" w:fill="auto"/>
             <w:vAlign w:val="center"/>
           </w:tcPr>
           <w:p>
@@ -7941,7 +7940,6 @@
         <w:tc>
           <w:tcPr>
             <w:tcW w:w="2015" w:type="dxa"/>
-            <w:shd w:val="clear" w:color="auto" w:fill="auto"/>
             <w:vAlign w:val="center"/>
           </w:tcPr>
           <w:p>
@@ -7980,7 +7978,7 @@
               <w:autoSpaceDE w:val="0"/>
               <w:autoSpaceDN w:val="0"/>
               <w:adjustRightInd w:val="0"/>
-              <w:jc w:val="center"/>
+              <w:jc w:val="both"/>
               <w:rPr>
                 <w:rFonts w:ascii="Arial Nova Cond" w:hAnsi="Arial Nova Cond" w:cs="Arial"/>
                 <w:color w:val="000000"/>
@@ -8004,7 +8002,6 @@
         <w:tc>
           <w:tcPr>
             <w:tcW w:w="1337" w:type="dxa"/>
-            <w:shd w:val="clear" w:color="auto" w:fill="auto"/>
             <w:vAlign w:val="center"/>
           </w:tcPr>
           <w:p>
@@ -8043,7 +8040,6 @@
           <w:tcPr>
             <w:tcW w:w="875" w:type="dxa"/>
             <w:vMerge/>
-            <w:shd w:val="clear" w:color="auto" w:fill="auto"/>
             <w:vAlign w:val="center"/>
           </w:tcPr>
           <w:p>
@@ -8135,7 +8131,6 @@
         <w:tc>
           <w:tcPr>
             <w:tcW w:w="6169" w:type="dxa"/>
-            <w:shd w:val="clear" w:color="auto" w:fill="auto"/>
             <w:vAlign w:val="center"/>
           </w:tcPr>
           <w:p>
@@ -8170,7 +8165,6 @@
         <w:tc>
           <w:tcPr>
             <w:tcW w:w="2015" w:type="dxa"/>
-            <w:shd w:val="clear" w:color="auto" w:fill="auto"/>
             <w:vAlign w:val="center"/>
           </w:tcPr>
           <w:p>
@@ -8209,7 +8203,7 @@
               <w:autoSpaceDE w:val="0"/>
               <w:autoSpaceDN w:val="0"/>
               <w:adjustRightInd w:val="0"/>
-              <w:jc w:val="center"/>
+              <w:jc w:val="both"/>
               <w:rPr>
                 <w:rFonts w:ascii="Arial Nova Cond" w:hAnsi="Arial Nova Cond" w:cs="Arial"/>
                 <w:color w:val="000000"/>
@@ -8233,7 +8227,6 @@
         <w:tc>
           <w:tcPr>
             <w:tcW w:w="1337" w:type="dxa"/>
-            <w:shd w:val="clear" w:color="auto" w:fill="auto"/>
             <w:vAlign w:val="center"/>
           </w:tcPr>
           <w:p>
@@ -8272,7 +8265,6 @@
           <w:tcPr>
             <w:tcW w:w="875" w:type="dxa"/>
             <w:vMerge/>
-            <w:shd w:val="clear" w:color="auto" w:fill="auto"/>
             <w:vAlign w:val="center"/>
           </w:tcPr>
           <w:p>
@@ -8364,7 +8356,6 @@
         <w:tc>
           <w:tcPr>
             <w:tcW w:w="6169" w:type="dxa"/>
-            <w:shd w:val="clear" w:color="auto" w:fill="auto"/>
             <w:vAlign w:val="center"/>
           </w:tcPr>
           <w:p>
@@ -8399,7 +8390,6 @@
         <w:tc>
           <w:tcPr>
             <w:tcW w:w="2015" w:type="dxa"/>
-            <w:shd w:val="clear" w:color="auto" w:fill="auto"/>
             <w:vAlign w:val="center"/>
           </w:tcPr>
           <w:p>
@@ -8438,7 +8428,7 @@
               <w:autoSpaceDE w:val="0"/>
               <w:autoSpaceDN w:val="0"/>
               <w:adjustRightInd w:val="0"/>
-              <w:jc w:val="center"/>
+              <w:jc w:val="both"/>
               <w:rPr>
                 <w:rFonts w:ascii="Arial Nova Cond" w:hAnsi="Arial Nova Cond" w:cs="Arial"/>
                 <w:color w:val="000000"/>
@@ -8462,7 +8452,6 @@
         <w:tc>
           <w:tcPr>
             <w:tcW w:w="1337" w:type="dxa"/>
-            <w:shd w:val="clear" w:color="auto" w:fill="auto"/>
             <w:vAlign w:val="center"/>
           </w:tcPr>
           <w:p>
@@ -8501,7 +8490,6 @@
           <w:tcPr>
             <w:tcW w:w="875" w:type="dxa"/>
             <w:vMerge w:val="restart"/>
-            <w:shd w:val="clear" w:color="auto" w:fill="auto"/>
             <w:vAlign w:val="center"/>
           </w:tcPr>
           <w:p>
@@ -8604,7 +8592,6 @@
         <w:tc>
           <w:tcPr>
             <w:tcW w:w="6169" w:type="dxa"/>
-            <w:shd w:val="clear" w:color="auto" w:fill="auto"/>
             <w:vAlign w:val="center"/>
           </w:tcPr>
           <w:p>
@@ -8640,7 +8627,6 @@
         <w:tc>
           <w:tcPr>
             <w:tcW w:w="2015" w:type="dxa"/>
-            <w:shd w:val="clear" w:color="auto" w:fill="auto"/>
             <w:vAlign w:val="center"/>
           </w:tcPr>
           <w:p>
@@ -8679,7 +8665,7 @@
               <w:autoSpaceDE w:val="0"/>
               <w:autoSpaceDN w:val="0"/>
               <w:adjustRightInd w:val="0"/>
-              <w:jc w:val="center"/>
+              <w:jc w:val="both"/>
               <w:rPr>
                 <w:rFonts w:ascii="Arial Nova Cond" w:hAnsi="Arial Nova Cond" w:cs="Arial"/>
                 <w:color w:val="000000"/>
@@ -8703,7 +8689,6 @@
         <w:tc>
           <w:tcPr>
             <w:tcW w:w="1337" w:type="dxa"/>
-            <w:shd w:val="clear" w:color="auto" w:fill="auto"/>
             <w:vAlign w:val="center"/>
           </w:tcPr>
           <w:p>
@@ -8742,7 +8727,6 @@
           <w:tcPr>
             <w:tcW w:w="875" w:type="dxa"/>
             <w:vMerge/>
-            <w:shd w:val="clear" w:color="auto" w:fill="auto"/>
             <w:vAlign w:val="center"/>
           </w:tcPr>
           <w:p>
@@ -8834,7 +8818,6 @@
         <w:tc>
           <w:tcPr>
             <w:tcW w:w="6169" w:type="dxa"/>
-            <w:shd w:val="clear" w:color="auto" w:fill="auto"/>
             <w:vAlign w:val="center"/>
           </w:tcPr>
           <w:p>
@@ -8870,7 +8853,6 @@
         <w:tc>
           <w:tcPr>
             <w:tcW w:w="2015" w:type="dxa"/>
-            <w:shd w:val="clear" w:color="auto" w:fill="auto"/>
             <w:vAlign w:val="center"/>
           </w:tcPr>
           <w:p>
@@ -8909,7 +8891,7 @@
               <w:autoSpaceDE w:val="0"/>
               <w:autoSpaceDN w:val="0"/>
               <w:adjustRightInd w:val="0"/>
-              <w:jc w:val="center"/>
+              <w:jc w:val="both"/>
               <w:rPr>
                 <w:rFonts w:ascii="Arial Nova Cond" w:hAnsi="Arial Nova Cond" w:cs="Arial"/>
                 <w:color w:val="000000"/>
@@ -8933,7 +8915,6 @@
         <w:tc>
           <w:tcPr>
             <w:tcW w:w="1337" w:type="dxa"/>
-            <w:shd w:val="clear" w:color="auto" w:fill="auto"/>
             <w:vAlign w:val="center"/>
           </w:tcPr>
           <w:p>
@@ -8972,7 +8953,6 @@
           <w:tcPr>
             <w:tcW w:w="875" w:type="dxa"/>
             <w:vMerge w:val="restart"/>
-            <w:shd w:val="clear" w:color="auto" w:fill="auto"/>
             <w:vAlign w:val="center"/>
           </w:tcPr>
           <w:p>
@@ -9076,7 +9056,6 @@
         <w:tc>
           <w:tcPr>
             <w:tcW w:w="6169" w:type="dxa"/>
-            <w:shd w:val="clear" w:color="auto" w:fill="auto"/>
             <w:vAlign w:val="center"/>
           </w:tcPr>
           <w:p>
@@ -9112,7 +9091,6 @@
         <w:tc>
           <w:tcPr>
             <w:tcW w:w="2015" w:type="dxa"/>
-            <w:shd w:val="clear" w:color="auto" w:fill="auto"/>
             <w:vAlign w:val="center"/>
           </w:tcPr>
           <w:p>
@@ -9151,7 +9129,7 @@
               <w:autoSpaceDE w:val="0"/>
               <w:autoSpaceDN w:val="0"/>
               <w:adjustRightInd w:val="0"/>
-              <w:jc w:val="center"/>
+              <w:jc w:val="both"/>
               <w:rPr>
                 <w:rFonts w:ascii="Arial Nova Cond" w:hAnsi="Arial Nova Cond" w:cs="Arial"/>
                 <w:color w:val="000000"/>
@@ -9175,7 +9153,6 @@
         <w:tc>
           <w:tcPr>
             <w:tcW w:w="1337" w:type="dxa"/>
-            <w:shd w:val="clear" w:color="auto" w:fill="auto"/>
             <w:vAlign w:val="center"/>
           </w:tcPr>
           <w:p>
@@ -9214,7 +9191,6 @@
           <w:tcPr>
             <w:tcW w:w="875" w:type="dxa"/>
             <w:vMerge/>
-            <w:shd w:val="clear" w:color="auto" w:fill="auto"/>
             <w:vAlign w:val="center"/>
           </w:tcPr>
           <w:p>
@@ -9306,7 +9282,6 @@
         <w:tc>
           <w:tcPr>
             <w:tcW w:w="6169" w:type="dxa"/>
-            <w:shd w:val="clear" w:color="auto" w:fill="auto"/>
             <w:vAlign w:val="center"/>
           </w:tcPr>
           <w:p>
@@ -9341,7 +9316,6 @@
         <w:tc>
           <w:tcPr>
             <w:tcW w:w="2015" w:type="dxa"/>
-            <w:shd w:val="clear" w:color="auto" w:fill="auto"/>
             <w:vAlign w:val="center"/>
           </w:tcPr>
           <w:p>
@@ -9380,7 +9354,7 @@
               <w:autoSpaceDE w:val="0"/>
               <w:autoSpaceDN w:val="0"/>
               <w:adjustRightInd w:val="0"/>
-              <w:jc w:val="center"/>
+              <w:jc w:val="both"/>
               <w:rPr>
                 <w:rFonts w:ascii="Arial Nova Cond" w:hAnsi="Arial Nova Cond" w:cs="Arial"/>
                 <w:color w:val="000000"/>
@@ -9404,7 +9378,6 @@
         <w:tc>
           <w:tcPr>
             <w:tcW w:w="1337" w:type="dxa"/>
-            <w:shd w:val="clear" w:color="auto" w:fill="auto"/>
             <w:vAlign w:val="center"/>
           </w:tcPr>
           <w:p>
@@ -9443,7 +9416,6 @@
           <w:tcPr>
             <w:tcW w:w="875" w:type="dxa"/>
             <w:vMerge w:val="restart"/>
-            <w:shd w:val="clear" w:color="auto" w:fill="auto"/>
             <w:vAlign w:val="center"/>
           </w:tcPr>
           <w:p>
@@ -9554,7 +9526,6 @@
         <w:tc>
           <w:tcPr>
             <w:tcW w:w="6169" w:type="dxa"/>
-            <w:shd w:val="clear" w:color="auto" w:fill="auto"/>
             <w:vAlign w:val="center"/>
           </w:tcPr>
           <w:p>
@@ -9589,7 +9560,6 @@
         <w:tc>
           <w:tcPr>
             <w:tcW w:w="2015" w:type="dxa"/>
-            <w:shd w:val="clear" w:color="auto" w:fill="auto"/>
             <w:vAlign w:val="center"/>
           </w:tcPr>
           <w:p>
@@ -9628,7 +9598,7 @@
               <w:autoSpaceDE w:val="0"/>
               <w:autoSpaceDN w:val="0"/>
               <w:adjustRightInd w:val="0"/>
-              <w:jc w:val="center"/>
+              <w:jc w:val="both"/>
               <w:rPr>
                 <w:rFonts w:ascii="Arial Nova Cond" w:hAnsi="Arial Nova Cond" w:cs="Arial"/>
                 <w:color w:val="000000"/>
@@ -9652,7 +9622,6 @@
         <w:tc>
           <w:tcPr>
             <w:tcW w:w="1337" w:type="dxa"/>
-            <w:shd w:val="clear" w:color="auto" w:fill="auto"/>
             <w:vAlign w:val="center"/>
           </w:tcPr>
           <w:p>
@@ -9691,7 +9660,6 @@
           <w:tcPr>
             <w:tcW w:w="875" w:type="dxa"/>
             <w:vMerge/>
-            <w:shd w:val="clear" w:color="auto" w:fill="auto"/>
             <w:vAlign w:val="center"/>
           </w:tcPr>
           <w:p>
@@ -9791,7 +9759,6 @@
         <w:tc>
           <w:tcPr>
             <w:tcW w:w="6169" w:type="dxa"/>
-            <w:shd w:val="clear" w:color="auto" w:fill="auto"/>
             <w:vAlign w:val="center"/>
           </w:tcPr>
           <w:p>
@@ -9827,7 +9794,6 @@
         <w:tc>
           <w:tcPr>
             <w:tcW w:w="2015" w:type="dxa"/>
-            <w:shd w:val="clear" w:color="auto" w:fill="auto"/>
             <w:vAlign w:val="center"/>
           </w:tcPr>
           <w:p>
@@ -9865,7 +9831,7 @@
               <w:autoSpaceDE w:val="0"/>
               <w:autoSpaceDN w:val="0"/>
               <w:adjustRightInd w:val="0"/>
-              <w:jc w:val="center"/>
+              <w:jc w:val="both"/>
               <w:rPr>
                 <w:rFonts w:ascii="Arial Nova Cond" w:hAnsi="Arial Nova Cond" w:cs="Arial"/>
                 <w:color w:val="000000"/>
@@ -9889,7 +9855,6 @@
         <w:tc>
           <w:tcPr>
             <w:tcW w:w="1337" w:type="dxa"/>
-            <w:shd w:val="clear" w:color="auto" w:fill="auto"/>
             <w:vAlign w:val="center"/>
           </w:tcPr>
           <w:p>
@@ -9919,6 +9884,7 @@
           </w:p>
         </w:tc>
       </w:tr>
+      <w:bookmarkEnd w:id="1"/>
     </w:tbl>
     <w:p>
       <w:pPr>
@@ -21760,7 +21726,7 @@
                 <w:bCs/>
               </w:rPr>
             </w:pPr>
-            <w:bookmarkStart w:id="1" w:name="_Hlk190773444"/>
+            <w:bookmarkStart w:id="2" w:name="_Hlk190773444"/>
           </w:p>
           <w:p>
             <w:pPr>
@@ -22160,7 +22126,7 @@
           </w:p>
         </w:tc>
       </w:tr>
-      <w:bookmarkEnd w:id="1"/>
+      <w:bookmarkEnd w:id="2"/>
     </w:tbl>
     <w:p>
       <w:pPr>

--- a/templates/plananual/EPT EMPRENDIMIENTO 1° A 5°/3° PCA - EPT EMPRENDIMIENTO .docx
+++ b/templates/plananual/EPT EMPRENDIMIENTO 1° A 5°/3° PCA - EPT EMPRENDIMIENTO .docx
@@ -1,6 +1,6 @@
 
 <file path=word/document.xml><?xml version="1.0" encoding="utf-8"?>
-<w:document xmlns:wpc="http://schemas.microsoft.com/office/word/2010/wordprocessingCanvas" xmlns:cx="http://schemas.microsoft.com/office/drawing/2014/chartex" xmlns:cx1="http://schemas.microsoft.com/office/drawing/2015/9/8/chartex" xmlns:cx2="http://schemas.microsoft.com/office/drawing/2015/10/21/chartex" xmlns:cx3="http://schemas.microsoft.com/office/drawing/2016/5/9/chartex" xmlns:cx4="http://schemas.microsoft.com/office/drawing/2016/5/10/chartex" xmlns:cx5="http://schemas.microsoft.com/office/drawing/2016/5/11/chartex" xmlns:cx6="http://schemas.microsoft.com/office/drawing/2016/5/12/chartex" xmlns:cx7="http://schemas.microsoft.com/office/drawing/2016/5/13/chartex" xmlns:cx8="http://schemas.microsoft.com/office/drawing/2016/5/14/chartex" xmlns:mc="http://schemas.openxmlformats.org/markup-compatibility/2006" xmlns:aink="http://schemas.microsoft.com/office/drawing/2016/ink" xmlns:am3d="http://schemas.microsoft.com/office/drawing/2017/model3d" xmlns:o="urn:schemas-microsoft-com:office:office" xmlns:oel="http://schemas.microsoft.com/office/2019/extlst" xmlns:r="http://schemas.openxmlformats.org/officeDocument/2006/relationships" xmlns:m="http://schemas.openxmlformats.org/officeDocument/2006/math" xmlns:v="urn:schemas-microsoft-com:vml" xmlns:wp14="http://schemas.microsoft.com/office/word/2010/wordprocessingDrawing" xmlns:wp="http://schemas.openxmlformats.org/drawingml/2006/wordprocessingDrawing" xmlns:w10="urn:schemas-microsoft-com:office:word" xmlns:w="http://schemas.openxmlformats.org/wordprocessingml/2006/main" xmlns:w14="http://schemas.microsoft.com/office/word/2010/wordml" xmlns:w15="http://schemas.microsoft.com/office/word/2012/wordml" xmlns:w16cex="http://schemas.microsoft.com/office/word/2018/wordml/cex" xmlns:w16cid="http://schemas.microsoft.com/office/word/2016/wordml/cid" xmlns:w16="http://schemas.microsoft.com/office/word/2018/wordml" xmlns:w16du="http://schemas.microsoft.com/office/word/2023/wordml/word16du" xmlns:w16sdtdh="http://schemas.microsoft.com/office/word/2020/wordml/sdtdatahash" xmlns:w16se="http://schemas.microsoft.com/office/word/2015/wordml/symex" xmlns:wpg="http://schemas.microsoft.com/office/word/2010/wordprocessingGroup" xmlns:wpi="http://schemas.microsoft.com/office/word/2010/wordprocessingInk" xmlns:wne="http://schemas.microsoft.com/office/word/2006/wordml" xmlns:wps="http://schemas.microsoft.com/office/word/2010/wordprocessingShape" mc:Ignorable="w14 w15 w16se w16cid w16 w16cex w16sdtdh w16du wp14">
+<w:document xmlns:wpc="http://schemas.microsoft.com/office/word/2010/wordprocessingCanvas" xmlns:cx="http://schemas.microsoft.com/office/drawing/2014/chartex" xmlns:cx1="http://schemas.microsoft.com/office/drawing/2015/9/8/chartex" xmlns:cx2="http://schemas.microsoft.com/office/drawing/2015/10/21/chartex" xmlns:cx3="http://schemas.microsoft.com/office/drawing/2016/5/9/chartex" xmlns:cx4="http://schemas.microsoft.com/office/drawing/2016/5/10/chartex" xmlns:cx5="http://schemas.microsoft.com/office/drawing/2016/5/11/chartex" xmlns:cx6="http://schemas.microsoft.com/office/drawing/2016/5/12/chartex" xmlns:cx7="http://schemas.microsoft.com/office/drawing/2016/5/13/chartex" xmlns:cx8="http://schemas.microsoft.com/office/drawing/2016/5/14/chartex" xmlns:mc="http://schemas.openxmlformats.org/markup-compatibility/2006" xmlns:aink="http://schemas.microsoft.com/office/drawing/2016/ink" xmlns:am3d="http://schemas.microsoft.com/office/drawing/2017/model3d" xmlns:o="urn:schemas-microsoft-com:office:office" xmlns:oel="http://schemas.microsoft.com/office/2019/extlst" xmlns:r="http://schemas.openxmlformats.org/officeDocument/2006/relationships" xmlns:m="http://schemas.openxmlformats.org/officeDocument/2006/math" xmlns:v="urn:schemas-microsoft-com:vml" xmlns:wp14="http://schemas.microsoft.com/office/word/2010/wordprocessingDrawing" xmlns:wp="http://schemas.openxmlformats.org/drawingml/2006/wordprocessingDrawing" xmlns:w10="urn:schemas-microsoft-com:office:word" xmlns:w="http://schemas.openxmlformats.org/wordprocessingml/2006/main" xmlns:w14="http://schemas.microsoft.com/office/word/2010/wordml" xmlns:w15="http://schemas.microsoft.com/office/word/2012/wordml" xmlns:w16cex="http://schemas.microsoft.com/office/word/2018/wordml/cex" xmlns:w16cid="http://schemas.microsoft.com/office/word/2016/wordml/cid" xmlns:w16="http://schemas.microsoft.com/office/word/2018/wordml" xmlns:w16du="http://schemas.microsoft.com/office/word/2023/wordml/word16du" xmlns:w16sdtdh="http://schemas.microsoft.com/office/word/2020/wordml/sdtdatahash" xmlns:w16sdtfl="http://schemas.microsoft.com/office/word/2024/wordml/sdtformatlock" xmlns:w16se="http://schemas.microsoft.com/office/word/2015/wordml/symex" xmlns:wpg="http://schemas.microsoft.com/office/word/2010/wordprocessingGroup" xmlns:wpi="http://schemas.microsoft.com/office/word/2010/wordprocessingInk" xmlns:wne="http://schemas.microsoft.com/office/word/2006/wordml" xmlns:wps="http://schemas.microsoft.com/office/word/2010/wordprocessingShape" mc:Ignorable="w14 w15 w16se w16cid w16 w16cex w16sdtdh w16sdtfl w16du wp14">
   <w:body>
     <w:p>
       <w:pPr>
@@ -2763,29 +2763,16 @@
                 <w:szCs w:val="20"/>
               </w:rPr>
             </w:pPr>
-            <w:proofErr w:type="spellStart"/>
-            <w:r>
-              <w:rPr>
-                <w:rFonts w:ascii="Arial Nova Cond Light" w:hAnsi="Arial Nova Cond Light" w:cs="Times New Roman"/>
-                <w:b/>
-                <w:bCs/>
-                <w:color w:val="000000" w:themeColor="text1"/>
-                <w:sz w:val="20"/>
-                <w:szCs w:val="20"/>
-              </w:rPr>
-              <w:t>N°</w:t>
-            </w:r>
-            <w:proofErr w:type="spellEnd"/>
-            <w:r>
-              <w:rPr>
-                <w:rFonts w:ascii="Arial Nova Cond Light" w:hAnsi="Arial Nova Cond Light" w:cs="Times New Roman"/>
-                <w:b/>
-                <w:bCs/>
-                <w:color w:val="000000" w:themeColor="text1"/>
-                <w:sz w:val="20"/>
-                <w:szCs w:val="20"/>
-              </w:rPr>
-              <w:t xml:space="preserve"> DE SEMANAS LECTIVAS</w:t>
+            <w:r>
+              <w:rPr>
+                <w:rFonts w:ascii="Arial Nova Cond Light" w:hAnsi="Arial Nova Cond Light" w:cs="Times New Roman"/>
+                <w:b/>
+                <w:bCs/>
+                <w:color w:val="000000" w:themeColor="text1"/>
+                <w:sz w:val="20"/>
+                <w:szCs w:val="20"/>
+              </w:rPr>
+              <w:t>N° DE SEMANAS LECTIVAS</w:t>
             </w:r>
           </w:p>
         </w:tc>
@@ -2810,29 +2797,16 @@
                 <w:szCs w:val="20"/>
               </w:rPr>
             </w:pPr>
-            <w:proofErr w:type="spellStart"/>
-            <w:r>
-              <w:rPr>
-                <w:rFonts w:ascii="Arial Nova Cond Light" w:hAnsi="Arial Nova Cond Light" w:cs="Times New Roman"/>
-                <w:b/>
-                <w:bCs/>
-                <w:color w:val="000000" w:themeColor="text1"/>
-                <w:sz w:val="20"/>
-                <w:szCs w:val="20"/>
-              </w:rPr>
-              <w:t>N°</w:t>
-            </w:r>
-            <w:proofErr w:type="spellEnd"/>
-            <w:r>
-              <w:rPr>
-                <w:rFonts w:ascii="Arial Nova Cond Light" w:hAnsi="Arial Nova Cond Light" w:cs="Times New Roman"/>
-                <w:b/>
-                <w:bCs/>
-                <w:color w:val="000000" w:themeColor="text1"/>
-                <w:sz w:val="20"/>
-                <w:szCs w:val="20"/>
-              </w:rPr>
-              <w:t xml:space="preserve"> UNIDADES</w:t>
+            <w:r>
+              <w:rPr>
+                <w:rFonts w:ascii="Arial Nova Cond Light" w:hAnsi="Arial Nova Cond Light" w:cs="Times New Roman"/>
+                <w:b/>
+                <w:bCs/>
+                <w:color w:val="000000" w:themeColor="text1"/>
+                <w:sz w:val="20"/>
+                <w:szCs w:val="20"/>
+              </w:rPr>
+              <w:t>N° UNIDADES</w:t>
             </w:r>
           </w:p>
         </w:tc>
@@ -7486,13 +7460,13 @@
         <w:tblLook w:val="04A0" w:firstRow="1" w:lastRow="0" w:firstColumn="1" w:lastColumn="0" w:noHBand="0" w:noVBand="1"/>
       </w:tblPr>
       <w:tblGrid>
-        <w:gridCol w:w="875"/>
-        <w:gridCol w:w="1095"/>
-        <w:gridCol w:w="1726"/>
-        <w:gridCol w:w="6169"/>
-        <w:gridCol w:w="2015"/>
-        <w:gridCol w:w="1634"/>
-        <w:gridCol w:w="1337"/>
+        <w:gridCol w:w="818"/>
+        <w:gridCol w:w="1018"/>
+        <w:gridCol w:w="5379"/>
+        <w:gridCol w:w="1984"/>
+        <w:gridCol w:w="2693"/>
+        <w:gridCol w:w="1560"/>
+        <w:gridCol w:w="1399"/>
       </w:tblGrid>
       <w:tr>
         <w:trPr>
@@ -7501,7 +7475,7 @@
         </w:trPr>
         <w:tc>
           <w:tcPr>
-            <w:tcW w:w="875" w:type="dxa"/>
+            <w:tcW w:w="818" w:type="dxa"/>
             <w:shd w:val="clear" w:color="auto" w:fill="C1F0C7" w:themeFill="accent3" w:themeFillTint="33"/>
             <w:vAlign w:val="center"/>
           </w:tcPr>
@@ -7535,7 +7509,7 @@
         </w:tc>
         <w:tc>
           <w:tcPr>
-            <w:tcW w:w="1095" w:type="dxa"/>
+            <w:tcW w:w="1018" w:type="dxa"/>
             <w:shd w:val="clear" w:color="auto" w:fill="C1F0C7" w:themeFill="accent3" w:themeFillTint="33"/>
             <w:vAlign w:val="center"/>
           </w:tcPr>
@@ -7568,7 +7542,7 @@
         </w:tc>
         <w:tc>
           <w:tcPr>
-            <w:tcW w:w="1726" w:type="dxa"/>
+            <w:tcW w:w="5379" w:type="dxa"/>
             <w:shd w:val="clear" w:color="auto" w:fill="C1F0C7" w:themeFill="accent3" w:themeFillTint="33"/>
             <w:vAlign w:val="center"/>
           </w:tcPr>
@@ -7595,13 +7569,35 @@
                 <w:sz w:val="20"/>
                 <w:szCs w:val="20"/>
               </w:rPr>
-              <w:t>PROBLEMA / POTENCIALIDAD</w:t>
-            </w:r>
-          </w:p>
-        </w:tc>
-        <w:tc>
-          <w:tcPr>
-            <w:tcW w:w="6169" w:type="dxa"/>
+              <w:t>SITUACIÓN SIGNIF</w:t>
+            </w:r>
+            <w:r>
+              <w:rPr>
+                <w:rFonts w:ascii="Arial Nova Cond" w:hAnsi="Arial Nova Cond" w:cs="Times New Roman"/>
+                <w:b/>
+                <w:bCs/>
+                <w:color w:val="000000" w:themeColor="text1"/>
+                <w:sz w:val="20"/>
+                <w:szCs w:val="20"/>
+              </w:rPr>
+              <w:t>I</w:t>
+            </w:r>
+            <w:r>
+              <w:rPr>
+                <w:rFonts w:ascii="Arial Nova Cond" w:hAnsi="Arial Nova Cond" w:cs="Times New Roman"/>
+                <w:b/>
+                <w:bCs/>
+                <w:color w:val="000000" w:themeColor="text1"/>
+                <w:sz w:val="20"/>
+                <w:szCs w:val="20"/>
+              </w:rPr>
+              <w:t>CATIVA</w:t>
+            </w:r>
+          </w:p>
+        </w:tc>
+        <w:tc>
+          <w:tcPr>
+            <w:tcW w:w="1984" w:type="dxa"/>
             <w:shd w:val="clear" w:color="auto" w:fill="C1F0C7" w:themeFill="accent3" w:themeFillTint="33"/>
             <w:vAlign w:val="center"/>
           </w:tcPr>
@@ -7628,7 +7624,7 @@
                 <w:sz w:val="20"/>
                 <w:szCs w:val="20"/>
               </w:rPr>
-              <w:t>SITUACIÓN SIGNIF</w:t>
+              <w:t>TÍTULO DE LA UNIDAD DID</w:t>
             </w:r>
             <w:r>
               <w:rPr>
@@ -7639,7 +7635,7 @@
                 <w:sz w:val="20"/>
                 <w:szCs w:val="20"/>
               </w:rPr>
-              <w:t>I</w:t>
+              <w:t>Á</w:t>
             </w:r>
             <w:r>
               <w:rPr>
@@ -7650,13 +7646,24 @@
                 <w:sz w:val="20"/>
                 <w:szCs w:val="20"/>
               </w:rPr>
-              <w:t>CATIVA</w:t>
-            </w:r>
-          </w:p>
-        </w:tc>
-        <w:tc>
-          <w:tcPr>
-            <w:tcW w:w="2015" w:type="dxa"/>
+              <w:t>CTICA</w:t>
+            </w:r>
+            <w:r>
+              <w:rPr>
+                <w:rFonts w:ascii="Arial Nova Cond" w:hAnsi="Arial Nova Cond" w:cs="Times New Roman"/>
+                <w:b/>
+                <w:bCs/>
+                <w:color w:val="000000" w:themeColor="text1"/>
+                <w:sz w:val="20"/>
+                <w:szCs w:val="20"/>
+              </w:rPr>
+              <w:t>.</w:t>
+            </w:r>
+          </w:p>
+        </w:tc>
+        <w:tc>
+          <w:tcPr>
+            <w:tcW w:w="2693" w:type="dxa"/>
             <w:shd w:val="clear" w:color="auto" w:fill="C1F0C7" w:themeFill="accent3" w:themeFillTint="33"/>
             <w:vAlign w:val="center"/>
           </w:tcPr>
@@ -7683,46 +7690,13 @@
                 <w:sz w:val="20"/>
                 <w:szCs w:val="20"/>
               </w:rPr>
-              <w:t>TÍTULO DE LA UNIDAD DID</w:t>
-            </w:r>
-            <w:r>
-              <w:rPr>
-                <w:rFonts w:ascii="Arial Nova Cond" w:hAnsi="Arial Nova Cond" w:cs="Times New Roman"/>
-                <w:b/>
-                <w:bCs/>
-                <w:color w:val="000000" w:themeColor="text1"/>
-                <w:sz w:val="20"/>
-                <w:szCs w:val="20"/>
-              </w:rPr>
-              <w:t>Á</w:t>
-            </w:r>
-            <w:r>
-              <w:rPr>
-                <w:rFonts w:ascii="Arial Nova Cond" w:hAnsi="Arial Nova Cond" w:cs="Times New Roman"/>
-                <w:b/>
-                <w:bCs/>
-                <w:color w:val="000000" w:themeColor="text1"/>
-                <w:sz w:val="20"/>
-                <w:szCs w:val="20"/>
-              </w:rPr>
-              <w:t>CTICA</w:t>
-            </w:r>
-            <w:r>
-              <w:rPr>
-                <w:rFonts w:ascii="Arial Nova Cond" w:hAnsi="Arial Nova Cond" w:cs="Times New Roman"/>
-                <w:b/>
-                <w:bCs/>
-                <w:color w:val="000000" w:themeColor="text1"/>
-                <w:sz w:val="20"/>
-                <w:szCs w:val="20"/>
-              </w:rPr>
-              <w:t>.</w:t>
-            </w:r>
-          </w:p>
-        </w:tc>
-        <w:tc>
-          <w:tcPr>
-            <w:tcW w:w="1634" w:type="dxa"/>
+              <w:t>CAMPO TEMATICO</w:t>
+            </w:r>
+          </w:p>
+        </w:tc>
+        <w:tc>
+          <w:tcPr>
+            <w:tcW w:w="1560" w:type="dxa"/>
             <w:shd w:val="clear" w:color="auto" w:fill="C1F0C7" w:themeFill="accent3" w:themeFillTint="33"/>
             <w:vAlign w:val="center"/>
           </w:tcPr>
@@ -7755,7 +7729,7 @@
         </w:tc>
         <w:tc>
           <w:tcPr>
-            <w:tcW w:w="1337" w:type="dxa"/>
+            <w:tcW w:w="1399" w:type="dxa"/>
             <w:shd w:val="clear" w:color="auto" w:fill="C1F0C7" w:themeFill="accent3" w:themeFillTint="33"/>
             <w:vAlign w:val="center"/>
           </w:tcPr>
@@ -7794,7 +7768,7 @@
         </w:trPr>
         <w:tc>
           <w:tcPr>
-            <w:tcW w:w="875" w:type="dxa"/>
+            <w:tcW w:w="818" w:type="dxa"/>
             <w:vMerge w:val="restart"/>
             <w:vAlign w:val="center"/>
           </w:tcPr>
@@ -7833,7 +7807,7 @@
         </w:tc>
         <w:tc>
           <w:tcPr>
-            <w:tcW w:w="1095" w:type="dxa"/>
+            <w:tcW w:w="1018" w:type="dxa"/>
             <w:vAlign w:val="center"/>
           </w:tcPr>
           <w:p>
@@ -7871,7 +7845,7 @@
         </w:tc>
         <w:tc>
           <w:tcPr>
-            <w:tcW w:w="1726" w:type="dxa"/>
+            <w:tcW w:w="5379" w:type="dxa"/>
             <w:vAlign w:val="center"/>
           </w:tcPr>
           <w:p>
@@ -7899,13 +7873,144 @@
                 <w:szCs w:val="20"/>
                 <w:lang w:val="es-ES_tradnl"/>
               </w:rPr>
-              <w:t>{{problemapotencialidad0}}</w:t>
-            </w:r>
-          </w:p>
-        </w:tc>
-        <w:tc>
-          <w:tcPr>
-            <w:tcW w:w="6169" w:type="dxa"/>
+              <w:t>{{situacionsignificativa0}}</w:t>
+            </w:r>
+          </w:p>
+        </w:tc>
+        <w:tc>
+          <w:tcPr>
+            <w:tcW w:w="1984" w:type="dxa"/>
+            <w:vAlign w:val="center"/>
+          </w:tcPr>
+          <w:p>
+            <w:pPr>
+              <w:autoSpaceDE w:val="0"/>
+              <w:autoSpaceDN w:val="0"/>
+              <w:adjustRightInd w:val="0"/>
+              <w:jc w:val="center"/>
+              <w:rPr>
+                <w:rFonts w:ascii="Arial Nova Cond" w:hAnsi="Arial Nova Cond" w:cs="Arial"/>
+                <w:color w:val="000000"/>
+                <w:kern w:val="0"/>
+                <w:sz w:val="20"/>
+                <w:szCs w:val="20"/>
+              </w:rPr>
+            </w:pPr>
+            <w:r>
+              <w:rPr>
+                <w:rFonts w:ascii="Arial Nova Cond" w:hAnsi="Arial Nova Cond" w:cs="Arial"/>
+                <w:color w:val="000000"/>
+                <w:kern w:val="0"/>
+                <w:sz w:val="20"/>
+                <w:szCs w:val="20"/>
+              </w:rPr>
+              <w:t>{{titulosituacionsignificativa0}}</w:t>
+            </w:r>
+          </w:p>
+        </w:tc>
+        <w:tc>
+          <w:tcPr>
+            <w:tcW w:w="2693" w:type="dxa"/>
+            <w:vAlign w:val="center"/>
+          </w:tcPr>
+          <w:p>
+            <w:pPr>
+              <w:autoSpaceDE w:val="0"/>
+              <w:autoSpaceDN w:val="0"/>
+              <w:adjustRightInd w:val="0"/>
+              <w:jc w:val="both"/>
+              <w:rPr>
+                <w:rFonts w:ascii="Arial Nova Cond" w:hAnsi="Arial Nova Cond" w:cs="Arial"/>
+                <w:color w:val="000000"/>
+                <w:kern w:val="0"/>
+                <w:sz w:val="20"/>
+                <w:szCs w:val="20"/>
+              </w:rPr>
+            </w:pPr>
+            <w:r>
+              <w:rPr>
+                <w:rFonts w:ascii="Arial Nova Cond" w:hAnsi="Arial Nova Cond" w:cs="Arial"/>
+                <w:color w:val="000000"/>
+                <w:kern w:val="0"/>
+                <w:sz w:val="20"/>
+                <w:szCs w:val="20"/>
+              </w:rPr>
+              <w:t>{{campotematico0}}</w:t>
+            </w:r>
+          </w:p>
+        </w:tc>
+        <w:tc>
+          <w:tcPr>
+            <w:tcW w:w="1560" w:type="dxa"/>
+            <w:vAlign w:val="center"/>
+          </w:tcPr>
+          <w:p>
+            <w:pPr>
+              <w:autoSpaceDE w:val="0"/>
+              <w:autoSpaceDN w:val="0"/>
+              <w:adjustRightInd w:val="0"/>
+              <w:jc w:val="both"/>
+              <w:rPr>
+                <w:rFonts w:ascii="Arial Nova Cond" w:hAnsi="Arial Nova Cond" w:cs="Arial"/>
+                <w:color w:val="000000"/>
+                <w:kern w:val="0"/>
+                <w:sz w:val="20"/>
+                <w:szCs w:val="20"/>
+              </w:rPr>
+            </w:pPr>
+            <w:r>
+              <w:rPr>
+                <w:rFonts w:ascii="Arial Nova Cond" w:hAnsi="Arial Nova Cond" w:cs="Arial"/>
+                <w:color w:val="000000"/>
+                <w:kern w:val="0"/>
+                <w:sz w:val="20"/>
+                <w:szCs w:val="20"/>
+              </w:rPr>
+              <w:t>{{competencias0}}</w:t>
+            </w:r>
+          </w:p>
+        </w:tc>
+        <w:tc>
+          <w:tcPr>
+            <w:tcW w:w="1399" w:type="dxa"/>
+            <w:vAlign w:val="center"/>
+          </w:tcPr>
+          <w:p>
+            <w:pPr>
+              <w:autoSpaceDE w:val="0"/>
+              <w:autoSpaceDN w:val="0"/>
+              <w:adjustRightInd w:val="0"/>
+              <w:jc w:val="both"/>
+              <w:rPr>
+                <w:rFonts w:ascii="Arial Nova Cond" w:hAnsi="Arial Nova Cond" w:cs="Arial"/>
+                <w:color w:val="000000"/>
+                <w:kern w:val="0"/>
+                <w:sz w:val="20"/>
+                <w:szCs w:val="20"/>
+              </w:rPr>
+            </w:pPr>
+            <w:r>
+              <w:rPr>
+                <w:rFonts w:ascii="Arial Nova Cond" w:hAnsi="Arial Nova Cond" w:cs="Arial"/>
+                <w:color w:val="000000"/>
+                <w:kern w:val="0"/>
+                <w:sz w:val="20"/>
+                <w:szCs w:val="20"/>
+              </w:rPr>
+              <w:t>{{producto0}}</w:t>
+            </w:r>
+          </w:p>
+        </w:tc>
+      </w:tr>
+      <w:tr>
+        <w:trPr>
+          <w:trHeight w:val="756"/>
+          <w:jc w:val="center"/>
+        </w:trPr>
+        <w:tc>
+          <w:tcPr>
+            <w:tcW w:w="818" w:type="dxa"/>
+            <w:vMerge/>
             <w:vAlign w:val="center"/>
           </w:tcPr>
           <w:p>
@@ -7918,6 +8023,71 @@
               </w:tabs>
               <w:spacing w:line="276" w:lineRule="auto"/>
               <w:ind w:left="0"/>
+              <w:jc w:val="center"/>
+              <w:rPr>
+                <w:rFonts w:ascii="Arial Nova Cond" w:eastAsia="Calibri" w:hAnsi="Arial Nova Cond" w:cs="Times New Roman"/>
+                <w:b/>
+                <w:bCs/>
+                <w:sz w:val="20"/>
+                <w:szCs w:val="20"/>
+                <w:lang w:val="es-ES_tradnl"/>
+              </w:rPr>
+            </w:pPr>
+          </w:p>
+        </w:tc>
+        <w:tc>
+          <w:tcPr>
+            <w:tcW w:w="1018" w:type="dxa"/>
+            <w:vAlign w:val="center"/>
+          </w:tcPr>
+          <w:p>
+            <w:pPr>
+              <w:pStyle w:val="Prrafodelista"/>
+              <w:tabs>
+                <w:tab w:val="left" w:pos="0"/>
+                <w:tab w:val="left" w:pos="142"/>
+                <w:tab w:val="left" w:pos="284"/>
+              </w:tabs>
+              <w:spacing w:line="276" w:lineRule="auto"/>
+              <w:ind w:left="0"/>
+              <w:jc w:val="center"/>
+              <w:rPr>
+                <w:rFonts w:ascii="Arial Nova Cond" w:eastAsia="Calibri" w:hAnsi="Arial Nova Cond" w:cs="Times New Roman"/>
+                <w:b/>
+                <w:bCs/>
+                <w:sz w:val="20"/>
+                <w:szCs w:val="20"/>
+                <w:lang w:val="es-ES_tradnl"/>
+              </w:rPr>
+            </w:pPr>
+            <w:r>
+              <w:rPr>
+                <w:rFonts w:ascii="Arial Nova Cond" w:eastAsia="Calibri" w:hAnsi="Arial Nova Cond" w:cs="Times New Roman"/>
+                <w:b/>
+                <w:bCs/>
+                <w:sz w:val="20"/>
+                <w:szCs w:val="20"/>
+                <w:lang w:val="es-ES_tradnl"/>
+              </w:rPr>
+              <w:t>U 1</w:t>
+            </w:r>
+          </w:p>
+        </w:tc>
+        <w:tc>
+          <w:tcPr>
+            <w:tcW w:w="5379" w:type="dxa"/>
+            <w:vAlign w:val="center"/>
+          </w:tcPr>
+          <w:p>
+            <w:pPr>
+              <w:pStyle w:val="Prrafodelista"/>
+              <w:tabs>
+                <w:tab w:val="left" w:pos="0"/>
+                <w:tab w:val="left" w:pos="142"/>
+                <w:tab w:val="left" w:pos="284"/>
+              </w:tabs>
+              <w:spacing w:line="276" w:lineRule="auto"/>
+              <w:ind w:left="0"/>
               <w:jc w:val="both"/>
               <w:rPr>
                 <w:rFonts w:ascii="Arial Nova Cond" w:eastAsia="Calibri" w:hAnsi="Arial Nova Cond" w:cs="Times New Roman"/>
@@ -7933,13 +8103,13 @@
                 <w:szCs w:val="20"/>
                 <w:lang w:val="es-ES_tradnl"/>
               </w:rPr>
-              <w:t>{{situacionsignificativa0}}</w:t>
-            </w:r>
-          </w:p>
-        </w:tc>
-        <w:tc>
-          <w:tcPr>
-            <w:tcW w:w="2015" w:type="dxa"/>
+              <w:t>{{situacionsignificativa1}}</w:t>
+            </w:r>
+          </w:p>
+        </w:tc>
+        <w:tc>
+          <w:tcPr>
+            <w:tcW w:w="1984" w:type="dxa"/>
             <w:vAlign w:val="center"/>
           </w:tcPr>
           <w:p>
@@ -7950,7 +8120,7 @@
               <w:jc w:val="center"/>
               <w:rPr>
                 <w:rFonts w:ascii="Arial Nova Cond" w:hAnsi="Arial Nova Cond" w:cs="Arial"/>
-                <w:color w:val="000000"/>
+                <w:color w:val="000000" w:themeColor="text1"/>
                 <w:kern w:val="0"/>
                 <w:sz w:val="20"/>
                 <w:szCs w:val="20"/>
@@ -7964,13 +8134,13 @@
                 <w:sz w:val="20"/>
                 <w:szCs w:val="20"/>
               </w:rPr>
-              <w:t>{{titulosituacionsignificativa0}}</w:t>
-            </w:r>
-          </w:p>
-        </w:tc>
-        <w:tc>
-          <w:tcPr>
-            <w:tcW w:w="1634" w:type="dxa"/>
+              <w:t>{{titulosituacionsignificativa1}}</w:t>
+            </w:r>
+          </w:p>
+        </w:tc>
+        <w:tc>
+          <w:tcPr>
+            <w:tcW w:w="2693" w:type="dxa"/>
             <w:vAlign w:val="center"/>
           </w:tcPr>
           <w:p>
@@ -7995,13 +8165,13 @@
                 <w:sz w:val="20"/>
                 <w:szCs w:val="20"/>
               </w:rPr>
-              <w:t>{{competencias0}}</w:t>
-            </w:r>
-          </w:p>
-        </w:tc>
-        <w:tc>
-          <w:tcPr>
-            <w:tcW w:w="1337" w:type="dxa"/>
+              <w:t>{{campotematico1}}</w:t>
+            </w:r>
+          </w:p>
+        </w:tc>
+        <w:tc>
+          <w:tcPr>
+            <w:tcW w:w="1560" w:type="dxa"/>
             <w:vAlign w:val="center"/>
           </w:tcPr>
           <w:p>
@@ -8009,7 +8179,7 @@
               <w:autoSpaceDE w:val="0"/>
               <w:autoSpaceDN w:val="0"/>
               <w:adjustRightInd w:val="0"/>
-              <w:jc w:val="center"/>
+              <w:jc w:val="both"/>
               <w:rPr>
                 <w:rFonts w:ascii="Arial Nova Cond" w:hAnsi="Arial Nova Cond" w:cs="Arial"/>
                 <w:color w:val="000000"/>
@@ -8026,7 +8196,38 @@
                 <w:sz w:val="20"/>
                 <w:szCs w:val="20"/>
               </w:rPr>
-              <w:t>{{producto0}}</w:t>
+              <w:t>{{competencias1}}</w:t>
+            </w:r>
+          </w:p>
+        </w:tc>
+        <w:tc>
+          <w:tcPr>
+            <w:tcW w:w="1399" w:type="dxa"/>
+            <w:vAlign w:val="center"/>
+          </w:tcPr>
+          <w:p>
+            <w:pPr>
+              <w:autoSpaceDE w:val="0"/>
+              <w:autoSpaceDN w:val="0"/>
+              <w:adjustRightInd w:val="0"/>
+              <w:jc w:val="both"/>
+              <w:rPr>
+                <w:rFonts w:ascii="Arial Nova Cond" w:hAnsi="Arial Nova Cond" w:cs="Arial"/>
+                <w:color w:val="000000"/>
+                <w:kern w:val="0"/>
+                <w:sz w:val="20"/>
+                <w:szCs w:val="20"/>
+              </w:rPr>
+            </w:pPr>
+            <w:r>
+              <w:rPr>
+                <w:rFonts w:ascii="Arial Nova Cond" w:hAnsi="Arial Nova Cond" w:cs="Arial"/>
+                <w:color w:val="000000"/>
+                <w:kern w:val="0"/>
+                <w:sz w:val="20"/>
+                <w:szCs w:val="20"/>
+              </w:rPr>
+              <w:t>{{producto1}}</w:t>
             </w:r>
           </w:p>
         </w:tc>
@@ -8038,7 +8239,7 @@
         </w:trPr>
         <w:tc>
           <w:tcPr>
-            <w:tcW w:w="875" w:type="dxa"/>
+            <w:tcW w:w="818" w:type="dxa"/>
             <w:vMerge/>
             <w:vAlign w:val="center"/>
           </w:tcPr>
@@ -8066,7 +8267,7 @@
         </w:tc>
         <w:tc>
           <w:tcPr>
-            <w:tcW w:w="1095" w:type="dxa"/>
+            <w:tcW w:w="1018" w:type="dxa"/>
             <w:vAlign w:val="center"/>
           </w:tcPr>
           <w:p>
@@ -8098,39 +8299,13 @@
                 <w:szCs w:val="20"/>
                 <w:lang w:val="es-ES_tradnl"/>
               </w:rPr>
-              <w:t>U 1</w:t>
-            </w:r>
-          </w:p>
-        </w:tc>
-        <w:tc>
-          <w:tcPr>
-            <w:tcW w:w="1726" w:type="dxa"/>
-            <w:vAlign w:val="center"/>
-          </w:tcPr>
-          <w:p>
-            <w:pPr>
-              <w:pStyle w:val="NormalWeb"/>
-              <w:jc w:val="both"/>
-              <w:rPr>
-                <w:rFonts w:ascii="Arial Nova Cond" w:hAnsi="Arial Nova Cond"/>
-                <w:sz w:val="20"/>
-                <w:szCs w:val="20"/>
-              </w:rPr>
-            </w:pPr>
-            <w:r>
-              <w:rPr>
-                <w:rFonts w:ascii="Arial Nova Cond" w:eastAsia="Calibri" w:hAnsi="Arial Nova Cond"/>
-                <w:sz w:val="20"/>
-                <w:szCs w:val="20"/>
-                <w:lang w:val="es-ES_tradnl"/>
-              </w:rPr>
-              <w:t>{{problemapotencialidad1}}</w:t>
-            </w:r>
-          </w:p>
-        </w:tc>
-        <w:tc>
-          <w:tcPr>
-            <w:tcW w:w="6169" w:type="dxa"/>
+              <w:t>U 2</w:t>
+            </w:r>
+          </w:p>
+        </w:tc>
+        <w:tc>
+          <w:tcPr>
+            <w:tcW w:w="5379" w:type="dxa"/>
             <w:vAlign w:val="center"/>
           </w:tcPr>
           <w:p>
@@ -8158,13 +8333,13 @@
                 <w:szCs w:val="20"/>
                 <w:lang w:val="es-ES_tradnl"/>
               </w:rPr>
-              <w:t>{{situacionsignificativa1}}</w:t>
-            </w:r>
-          </w:p>
-        </w:tc>
-        <w:tc>
-          <w:tcPr>
-            <w:tcW w:w="2015" w:type="dxa"/>
+              <w:t>{{situacionsignificativa2}}</w:t>
+            </w:r>
+          </w:p>
+        </w:tc>
+        <w:tc>
+          <w:tcPr>
+            <w:tcW w:w="1984" w:type="dxa"/>
             <w:vAlign w:val="center"/>
           </w:tcPr>
           <w:p>
@@ -8175,7 +8350,7 @@
               <w:jc w:val="center"/>
               <w:rPr>
                 <w:rFonts w:ascii="Arial Nova Cond" w:hAnsi="Arial Nova Cond" w:cs="Arial"/>
-                <w:color w:val="000000" w:themeColor="text1"/>
+                <w:color w:val="000000"/>
                 <w:kern w:val="0"/>
                 <w:sz w:val="20"/>
                 <w:szCs w:val="20"/>
@@ -8189,13 +8364,13 @@
                 <w:sz w:val="20"/>
                 <w:szCs w:val="20"/>
               </w:rPr>
-              <w:t>{{titulosituacionsignificativa1}}</w:t>
-            </w:r>
-          </w:p>
-        </w:tc>
-        <w:tc>
-          <w:tcPr>
-            <w:tcW w:w="1634" w:type="dxa"/>
+              <w:t>{{titulosituacionsignificativa2}}</w:t>
+            </w:r>
+          </w:p>
+        </w:tc>
+        <w:tc>
+          <w:tcPr>
+            <w:tcW w:w="2693" w:type="dxa"/>
             <w:vAlign w:val="center"/>
           </w:tcPr>
           <w:p>
@@ -8220,13 +8395,13 @@
                 <w:sz w:val="20"/>
                 <w:szCs w:val="20"/>
               </w:rPr>
-              <w:t>{{competencias1}}</w:t>
-            </w:r>
-          </w:p>
-        </w:tc>
-        <w:tc>
-          <w:tcPr>
-            <w:tcW w:w="1337" w:type="dxa"/>
+              <w:t>{{campotematico2}}</w:t>
+            </w:r>
+          </w:p>
+        </w:tc>
+        <w:tc>
+          <w:tcPr>
+            <w:tcW w:w="1560" w:type="dxa"/>
             <w:vAlign w:val="center"/>
           </w:tcPr>
           <w:p>
@@ -8234,7 +8409,7 @@
               <w:autoSpaceDE w:val="0"/>
               <w:autoSpaceDN w:val="0"/>
               <w:adjustRightInd w:val="0"/>
-              <w:jc w:val="center"/>
+              <w:jc w:val="both"/>
               <w:rPr>
                 <w:rFonts w:ascii="Arial Nova Cond" w:hAnsi="Arial Nova Cond" w:cs="Arial"/>
                 <w:color w:val="000000"/>
@@ -8251,7 +8426,38 @@
                 <w:sz w:val="20"/>
                 <w:szCs w:val="20"/>
               </w:rPr>
-              <w:t>{{producto1}}</w:t>
+              <w:t>{{competencias2}}</w:t>
+            </w:r>
+          </w:p>
+        </w:tc>
+        <w:tc>
+          <w:tcPr>
+            <w:tcW w:w="1399" w:type="dxa"/>
+            <w:vAlign w:val="center"/>
+          </w:tcPr>
+          <w:p>
+            <w:pPr>
+              <w:autoSpaceDE w:val="0"/>
+              <w:autoSpaceDN w:val="0"/>
+              <w:adjustRightInd w:val="0"/>
+              <w:jc w:val="both"/>
+              <w:rPr>
+                <w:rFonts w:ascii="Arial Nova Cond" w:hAnsi="Arial Nova Cond" w:cs="Arial"/>
+                <w:color w:val="000000"/>
+                <w:kern w:val="0"/>
+                <w:sz w:val="20"/>
+                <w:szCs w:val="20"/>
+              </w:rPr>
+            </w:pPr>
+            <w:r>
+              <w:rPr>
+                <w:rFonts w:ascii="Arial Nova Cond" w:hAnsi="Arial Nova Cond" w:cs="Arial"/>
+                <w:color w:val="000000"/>
+                <w:kern w:val="0"/>
+                <w:sz w:val="20"/>
+                <w:szCs w:val="20"/>
+              </w:rPr>
+              <w:t>{{producto2}}</w:t>
             </w:r>
           </w:p>
         </w:tc>
@@ -8263,8 +8469,8 @@
         </w:trPr>
         <w:tc>
           <w:tcPr>
-            <w:tcW w:w="875" w:type="dxa"/>
-            <w:vMerge/>
+            <w:tcW w:w="818" w:type="dxa"/>
+            <w:vMerge w:val="restart"/>
             <w:vAlign w:val="center"/>
           </w:tcPr>
           <w:p>
@@ -8287,11 +8493,22 @@
                 <w:lang w:val="es-ES_tradnl"/>
               </w:rPr>
             </w:pPr>
-          </w:p>
-        </w:tc>
-        <w:tc>
-          <w:tcPr>
-            <w:tcW w:w="1095" w:type="dxa"/>
+            <w:r>
+              <w:rPr>
+                <w:rFonts w:ascii="Arial Nova Cond" w:eastAsia="Calibri" w:hAnsi="Arial Nova Cond" w:cs="Times New Roman"/>
+                <w:b/>
+                <w:bCs/>
+                <w:sz w:val="20"/>
+                <w:szCs w:val="20"/>
+                <w:lang w:val="es-ES_tradnl"/>
+              </w:rPr>
+              <w:t>II</w:t>
+            </w:r>
+          </w:p>
+        </w:tc>
+        <w:tc>
+          <w:tcPr>
+            <w:tcW w:w="1018" w:type="dxa"/>
             <w:vAlign w:val="center"/>
           </w:tcPr>
           <w:p>
@@ -8323,39 +8540,13 @@
                 <w:szCs w:val="20"/>
                 <w:lang w:val="es-ES_tradnl"/>
               </w:rPr>
-              <w:t>U 2</w:t>
-            </w:r>
-          </w:p>
-        </w:tc>
-        <w:tc>
-          <w:tcPr>
-            <w:tcW w:w="1726" w:type="dxa"/>
-            <w:vAlign w:val="center"/>
-          </w:tcPr>
-          <w:p>
-            <w:pPr>
-              <w:pStyle w:val="NormalWeb"/>
-              <w:jc w:val="both"/>
-              <w:rPr>
-                <w:rFonts w:ascii="Arial Nova Cond" w:eastAsia="Calibri" w:hAnsi="Arial Nova Cond"/>
-                <w:sz w:val="20"/>
-                <w:szCs w:val="20"/>
-              </w:rPr>
-            </w:pPr>
-            <w:r>
-              <w:rPr>
-                <w:rFonts w:ascii="Arial Nova Cond" w:eastAsia="Calibri" w:hAnsi="Arial Nova Cond"/>
-                <w:sz w:val="20"/>
-                <w:szCs w:val="20"/>
-                <w:lang w:val="es-ES_tradnl"/>
-              </w:rPr>
-              <w:t>{{problemapotencialidad2}}</w:t>
-            </w:r>
-          </w:p>
-        </w:tc>
-        <w:tc>
-          <w:tcPr>
-            <w:tcW w:w="6169" w:type="dxa"/>
+              <w:t>U 3</w:t>
+            </w:r>
+          </w:p>
+        </w:tc>
+        <w:tc>
+          <w:tcPr>
+            <w:tcW w:w="5379" w:type="dxa"/>
             <w:vAlign w:val="center"/>
           </w:tcPr>
           <w:p>
@@ -8371,6 +8562,7 @@
               <w:jc w:val="both"/>
               <w:rPr>
                 <w:rFonts w:ascii="Arial Nova Cond" w:eastAsia="Calibri" w:hAnsi="Arial Nova Cond" w:cs="Times New Roman"/>
+                <w:color w:val="000000" w:themeColor="text1"/>
                 <w:sz w:val="20"/>
                 <w:szCs w:val="20"/>
                 <w:lang w:val="es-ES_tradnl"/>
@@ -8383,13 +8575,13 @@
                 <w:szCs w:val="20"/>
                 <w:lang w:val="es-ES_tradnl"/>
               </w:rPr>
-              <w:t>{{situacionsignificativa2}}</w:t>
-            </w:r>
-          </w:p>
-        </w:tc>
-        <w:tc>
-          <w:tcPr>
-            <w:tcW w:w="2015" w:type="dxa"/>
+              <w:t>{{situacionsignificativa3}}</w:t>
+            </w:r>
+          </w:p>
+        </w:tc>
+        <w:tc>
+          <w:tcPr>
+            <w:tcW w:w="1984" w:type="dxa"/>
             <w:vAlign w:val="center"/>
           </w:tcPr>
           <w:p>
@@ -8400,7 +8592,7 @@
               <w:jc w:val="center"/>
               <w:rPr>
                 <w:rFonts w:ascii="Arial Nova Cond" w:hAnsi="Arial Nova Cond" w:cs="Arial"/>
-                <w:color w:val="000000"/>
+                <w:color w:val="215E99" w:themeColor="text2" w:themeTint="BF"/>
                 <w:kern w:val="0"/>
                 <w:sz w:val="20"/>
                 <w:szCs w:val="20"/>
@@ -8414,13 +8606,13 @@
                 <w:sz w:val="20"/>
                 <w:szCs w:val="20"/>
               </w:rPr>
-              <w:t>{{titulosituacionsignificativa2}}</w:t>
-            </w:r>
-          </w:p>
-        </w:tc>
-        <w:tc>
-          <w:tcPr>
-            <w:tcW w:w="1634" w:type="dxa"/>
+              <w:t>{{titulosituacionsignificativa3}}</w:t>
+            </w:r>
+          </w:p>
+        </w:tc>
+        <w:tc>
+          <w:tcPr>
+            <w:tcW w:w="2693" w:type="dxa"/>
             <w:vAlign w:val="center"/>
           </w:tcPr>
           <w:p>
@@ -8445,13 +8637,13 @@
                 <w:sz w:val="20"/>
                 <w:szCs w:val="20"/>
               </w:rPr>
-              <w:t>{{competencias2}}</w:t>
-            </w:r>
-          </w:p>
-        </w:tc>
-        <w:tc>
-          <w:tcPr>
-            <w:tcW w:w="1337" w:type="dxa"/>
+              <w:t>{{campotematico3}}</w:t>
+            </w:r>
+          </w:p>
+        </w:tc>
+        <w:tc>
+          <w:tcPr>
+            <w:tcW w:w="1560" w:type="dxa"/>
             <w:vAlign w:val="center"/>
           </w:tcPr>
           <w:p>
@@ -8459,7 +8651,7 @@
               <w:autoSpaceDE w:val="0"/>
               <w:autoSpaceDN w:val="0"/>
               <w:adjustRightInd w:val="0"/>
-              <w:jc w:val="center"/>
+              <w:jc w:val="both"/>
               <w:rPr>
                 <w:rFonts w:ascii="Arial Nova Cond" w:hAnsi="Arial Nova Cond" w:cs="Arial"/>
                 <w:color w:val="000000"/>
@@ -8476,7 +8668,38 @@
                 <w:sz w:val="20"/>
                 <w:szCs w:val="20"/>
               </w:rPr>
-              <w:t>{{producto2}}</w:t>
+              <w:t>{{competencias3}}</w:t>
+            </w:r>
+          </w:p>
+        </w:tc>
+        <w:tc>
+          <w:tcPr>
+            <w:tcW w:w="1399" w:type="dxa"/>
+            <w:vAlign w:val="center"/>
+          </w:tcPr>
+          <w:p>
+            <w:pPr>
+              <w:autoSpaceDE w:val="0"/>
+              <w:autoSpaceDN w:val="0"/>
+              <w:adjustRightInd w:val="0"/>
+              <w:jc w:val="both"/>
+              <w:rPr>
+                <w:rFonts w:ascii="Arial Nova Cond" w:hAnsi="Arial Nova Cond" w:cs="Arial"/>
+                <w:color w:val="000000"/>
+                <w:kern w:val="0"/>
+                <w:sz w:val="20"/>
+                <w:szCs w:val="20"/>
+              </w:rPr>
+            </w:pPr>
+            <w:r>
+              <w:rPr>
+                <w:rFonts w:ascii="Arial Nova Cond" w:hAnsi="Arial Nova Cond" w:cs="Arial"/>
+                <w:color w:val="000000"/>
+                <w:kern w:val="0"/>
+                <w:sz w:val="20"/>
+                <w:szCs w:val="20"/>
+              </w:rPr>
+              <w:t>{{producto3}}</w:t>
             </w:r>
           </w:p>
         </w:tc>
@@ -8488,8 +8711,8 @@
         </w:trPr>
         <w:tc>
           <w:tcPr>
-            <w:tcW w:w="875" w:type="dxa"/>
-            <w:vMerge w:val="restart"/>
+            <w:tcW w:w="818" w:type="dxa"/>
+            <w:vMerge/>
             <w:vAlign w:val="center"/>
           </w:tcPr>
           <w:p>
@@ -8512,22 +8735,11 @@
                 <w:lang w:val="es-ES_tradnl"/>
               </w:rPr>
             </w:pPr>
-            <w:r>
-              <w:rPr>
-                <w:rFonts w:ascii="Arial Nova Cond" w:eastAsia="Calibri" w:hAnsi="Arial Nova Cond" w:cs="Times New Roman"/>
-                <w:b/>
-                <w:bCs/>
-                <w:sz w:val="20"/>
-                <w:szCs w:val="20"/>
-                <w:lang w:val="es-ES_tradnl"/>
-              </w:rPr>
-              <w:t>II</w:t>
-            </w:r>
-          </w:p>
-        </w:tc>
-        <w:tc>
-          <w:tcPr>
-            <w:tcW w:w="1095" w:type="dxa"/>
+          </w:p>
+        </w:tc>
+        <w:tc>
+          <w:tcPr>
+            <w:tcW w:w="1018" w:type="dxa"/>
             <w:vAlign w:val="center"/>
           </w:tcPr>
           <w:p>
@@ -8559,39 +8771,13 @@
                 <w:szCs w:val="20"/>
                 <w:lang w:val="es-ES_tradnl"/>
               </w:rPr>
-              <w:t>U 3</w:t>
-            </w:r>
-          </w:p>
-        </w:tc>
-        <w:tc>
-          <w:tcPr>
-            <w:tcW w:w="1726" w:type="dxa"/>
-            <w:vAlign w:val="center"/>
-          </w:tcPr>
-          <w:p>
-            <w:pPr>
-              <w:pStyle w:val="Sinespaciado"/>
-              <w:jc w:val="both"/>
-              <w:rPr>
-                <w:rFonts w:ascii="Arial Nova Cond" w:eastAsia="Times New Roman" w:hAnsi="Arial Nova Cond" w:cs="Times New Roman"/>
-                <w:sz w:val="20"/>
-                <w:szCs w:val="20"/>
-              </w:rPr>
-            </w:pPr>
-            <w:r>
-              <w:rPr>
-                <w:rFonts w:ascii="Arial Nova Cond" w:eastAsia="Calibri" w:hAnsi="Arial Nova Cond" w:cs="Times New Roman"/>
-                <w:sz w:val="20"/>
-                <w:szCs w:val="20"/>
-                <w:lang w:val="es-ES_tradnl"/>
-              </w:rPr>
-              <w:t>{{problemapotencialidad3}}</w:t>
-            </w:r>
-          </w:p>
-        </w:tc>
-        <w:tc>
-          <w:tcPr>
-            <w:tcW w:w="6169" w:type="dxa"/>
+              <w:t>U 4</w:t>
+            </w:r>
+          </w:p>
+        </w:tc>
+        <w:tc>
+          <w:tcPr>
+            <w:tcW w:w="5379" w:type="dxa"/>
             <w:vAlign w:val="center"/>
           </w:tcPr>
           <w:p>
@@ -8620,13 +8806,13 @@
                 <w:szCs w:val="20"/>
                 <w:lang w:val="es-ES_tradnl"/>
               </w:rPr>
-              <w:t>{{situacionsignificativa3}}</w:t>
-            </w:r>
-          </w:p>
-        </w:tc>
-        <w:tc>
-          <w:tcPr>
-            <w:tcW w:w="2015" w:type="dxa"/>
+              <w:t>{{situacionsignificativa4}}</w:t>
+            </w:r>
+          </w:p>
+        </w:tc>
+        <w:tc>
+          <w:tcPr>
+            <w:tcW w:w="1984" w:type="dxa"/>
             <w:vAlign w:val="center"/>
           </w:tcPr>
           <w:p>
@@ -8637,7 +8823,7 @@
               <w:jc w:val="center"/>
               <w:rPr>
                 <w:rFonts w:ascii="Arial Nova Cond" w:hAnsi="Arial Nova Cond" w:cs="Arial"/>
-                <w:color w:val="215E99" w:themeColor="text2" w:themeTint="BF"/>
+                <w:color w:val="000000" w:themeColor="text1"/>
                 <w:kern w:val="0"/>
                 <w:sz w:val="20"/>
                 <w:szCs w:val="20"/>
@@ -8651,13 +8837,13 @@
                 <w:sz w:val="20"/>
                 <w:szCs w:val="20"/>
               </w:rPr>
-              <w:t>{{titulosituacionsignificativa3}}</w:t>
-            </w:r>
-          </w:p>
-        </w:tc>
-        <w:tc>
-          <w:tcPr>
-            <w:tcW w:w="1634" w:type="dxa"/>
+              <w:t>{{titulosituacionsignificativa4}}</w:t>
+            </w:r>
+          </w:p>
+        </w:tc>
+        <w:tc>
+          <w:tcPr>
+            <w:tcW w:w="2693" w:type="dxa"/>
             <w:vAlign w:val="center"/>
           </w:tcPr>
           <w:p>
@@ -8682,13 +8868,13 @@
                 <w:sz w:val="20"/>
                 <w:szCs w:val="20"/>
               </w:rPr>
-              <w:t>{{competencias3}}</w:t>
-            </w:r>
-          </w:p>
-        </w:tc>
-        <w:tc>
-          <w:tcPr>
-            <w:tcW w:w="1337" w:type="dxa"/>
+              <w:t>{{campotematico4}}</w:t>
+            </w:r>
+          </w:p>
+        </w:tc>
+        <w:tc>
+          <w:tcPr>
+            <w:tcW w:w="1560" w:type="dxa"/>
             <w:vAlign w:val="center"/>
           </w:tcPr>
           <w:p>
@@ -8696,7 +8882,7 @@
               <w:autoSpaceDE w:val="0"/>
               <w:autoSpaceDN w:val="0"/>
               <w:adjustRightInd w:val="0"/>
-              <w:jc w:val="center"/>
+              <w:jc w:val="both"/>
               <w:rPr>
                 <w:rFonts w:ascii="Arial Nova Cond" w:hAnsi="Arial Nova Cond" w:cs="Arial"/>
                 <w:color w:val="000000"/>
@@ -8713,7 +8899,38 @@
                 <w:sz w:val="20"/>
                 <w:szCs w:val="20"/>
               </w:rPr>
-              <w:t>{{producto3}}</w:t>
+              <w:t>{{competencias4}}</w:t>
+            </w:r>
+          </w:p>
+        </w:tc>
+        <w:tc>
+          <w:tcPr>
+            <w:tcW w:w="1399" w:type="dxa"/>
+            <w:vAlign w:val="center"/>
+          </w:tcPr>
+          <w:p>
+            <w:pPr>
+              <w:autoSpaceDE w:val="0"/>
+              <w:autoSpaceDN w:val="0"/>
+              <w:adjustRightInd w:val="0"/>
+              <w:jc w:val="both"/>
+              <w:rPr>
+                <w:rFonts w:ascii="Arial Nova Cond" w:hAnsi="Arial Nova Cond" w:cs="Arial"/>
+                <w:color w:val="000000"/>
+                <w:kern w:val="0"/>
+                <w:sz w:val="20"/>
+                <w:szCs w:val="20"/>
+              </w:rPr>
+            </w:pPr>
+            <w:r>
+              <w:rPr>
+                <w:rFonts w:ascii="Arial Nova Cond" w:hAnsi="Arial Nova Cond" w:cs="Arial"/>
+                <w:color w:val="000000"/>
+                <w:kern w:val="0"/>
+                <w:sz w:val="20"/>
+                <w:szCs w:val="20"/>
+              </w:rPr>
+              <w:t>{{producto4}}</w:t>
             </w:r>
           </w:p>
         </w:tc>
@@ -8725,8 +8942,8 @@
         </w:trPr>
         <w:tc>
           <w:tcPr>
-            <w:tcW w:w="875" w:type="dxa"/>
-            <w:vMerge/>
+            <w:tcW w:w="818" w:type="dxa"/>
+            <w:vMerge w:val="restart"/>
             <w:vAlign w:val="center"/>
           </w:tcPr>
           <w:p>
@@ -8749,11 +8966,22 @@
                 <w:lang w:val="es-ES_tradnl"/>
               </w:rPr>
             </w:pPr>
-          </w:p>
-        </w:tc>
-        <w:tc>
-          <w:tcPr>
-            <w:tcW w:w="1095" w:type="dxa"/>
+            <w:r>
+              <w:rPr>
+                <w:rFonts w:ascii="Arial Nova Cond" w:eastAsia="Calibri" w:hAnsi="Arial Nova Cond" w:cs="Times New Roman"/>
+                <w:b/>
+                <w:bCs/>
+                <w:sz w:val="20"/>
+                <w:szCs w:val="20"/>
+                <w:lang w:val="es-ES_tradnl"/>
+              </w:rPr>
+              <w:t>III</w:t>
+            </w:r>
+          </w:p>
+        </w:tc>
+        <w:tc>
+          <w:tcPr>
+            <w:tcW w:w="1018" w:type="dxa"/>
             <w:vAlign w:val="center"/>
           </w:tcPr>
           <w:p>
@@ -8785,39 +9013,13 @@
                 <w:szCs w:val="20"/>
                 <w:lang w:val="es-ES_tradnl"/>
               </w:rPr>
-              <w:t>U 4</w:t>
-            </w:r>
-          </w:p>
-        </w:tc>
-        <w:tc>
-          <w:tcPr>
-            <w:tcW w:w="1726" w:type="dxa"/>
-            <w:vAlign w:val="center"/>
-          </w:tcPr>
-          <w:p>
-            <w:pPr>
-              <w:pStyle w:val="Sinespaciado"/>
-              <w:jc w:val="both"/>
-              <w:rPr>
-                <w:rFonts w:ascii="Arial Nova Cond" w:hAnsi="Arial Nova Cond"/>
-                <w:sz w:val="20"/>
-                <w:szCs w:val="20"/>
-              </w:rPr>
-            </w:pPr>
-            <w:r>
-              <w:rPr>
-                <w:rFonts w:ascii="Arial Nova Cond" w:eastAsia="Calibri" w:hAnsi="Arial Nova Cond" w:cs="Times New Roman"/>
-                <w:sz w:val="20"/>
-                <w:szCs w:val="20"/>
-                <w:lang w:val="es-ES_tradnl"/>
-              </w:rPr>
-              <w:t>{{problemapotencialidad4}}</w:t>
-            </w:r>
-          </w:p>
-        </w:tc>
-        <w:tc>
-          <w:tcPr>
-            <w:tcW w:w="6169" w:type="dxa"/>
+              <w:t>U 5</w:t>
+            </w:r>
+          </w:p>
+        </w:tc>
+        <w:tc>
+          <w:tcPr>
+            <w:tcW w:w="5379" w:type="dxa"/>
             <w:vAlign w:val="center"/>
           </w:tcPr>
           <w:p>
@@ -8846,13 +9048,13 @@
                 <w:szCs w:val="20"/>
                 <w:lang w:val="es-ES_tradnl"/>
               </w:rPr>
-              <w:t>{{situacionsignificativa4}}</w:t>
-            </w:r>
-          </w:p>
-        </w:tc>
-        <w:tc>
-          <w:tcPr>
-            <w:tcW w:w="2015" w:type="dxa"/>
+              <w:t xml:space="preserve">{{situacionsignificativa5}} </w:t>
+            </w:r>
+          </w:p>
+        </w:tc>
+        <w:tc>
+          <w:tcPr>
+            <w:tcW w:w="1984" w:type="dxa"/>
             <w:vAlign w:val="center"/>
           </w:tcPr>
           <w:p>
@@ -8877,13 +9079,13 @@
                 <w:sz w:val="20"/>
                 <w:szCs w:val="20"/>
               </w:rPr>
-              <w:t>{{titulosituacionsignificativa4}}</w:t>
-            </w:r>
-          </w:p>
-        </w:tc>
-        <w:tc>
-          <w:tcPr>
-            <w:tcW w:w="1634" w:type="dxa"/>
+              <w:t>{{titulosituacionsignificativa5}}</w:t>
+            </w:r>
+          </w:p>
+        </w:tc>
+        <w:tc>
+          <w:tcPr>
+            <w:tcW w:w="2693" w:type="dxa"/>
             <w:vAlign w:val="center"/>
           </w:tcPr>
           <w:p>
@@ -8908,13 +9110,13 @@
                 <w:sz w:val="20"/>
                 <w:szCs w:val="20"/>
               </w:rPr>
-              <w:t>{{competencias4}}</w:t>
-            </w:r>
-          </w:p>
-        </w:tc>
-        <w:tc>
-          <w:tcPr>
-            <w:tcW w:w="1337" w:type="dxa"/>
+              <w:t>{{campotematico5}}</w:t>
+            </w:r>
+          </w:p>
+        </w:tc>
+        <w:tc>
+          <w:tcPr>
+            <w:tcW w:w="1560" w:type="dxa"/>
             <w:vAlign w:val="center"/>
           </w:tcPr>
           <w:p>
@@ -8922,7 +9124,7 @@
               <w:autoSpaceDE w:val="0"/>
               <w:autoSpaceDN w:val="0"/>
               <w:adjustRightInd w:val="0"/>
-              <w:jc w:val="center"/>
+              <w:jc w:val="both"/>
               <w:rPr>
                 <w:rFonts w:ascii="Arial Nova Cond" w:hAnsi="Arial Nova Cond" w:cs="Arial"/>
                 <w:color w:val="000000"/>
@@ -8939,7 +9141,38 @@
                 <w:sz w:val="20"/>
                 <w:szCs w:val="20"/>
               </w:rPr>
-              <w:t>{{producto4}}</w:t>
+              <w:t>{{competencias5}}</w:t>
+            </w:r>
+          </w:p>
+        </w:tc>
+        <w:tc>
+          <w:tcPr>
+            <w:tcW w:w="1399" w:type="dxa"/>
+            <w:vAlign w:val="center"/>
+          </w:tcPr>
+          <w:p>
+            <w:pPr>
+              <w:autoSpaceDE w:val="0"/>
+              <w:autoSpaceDN w:val="0"/>
+              <w:adjustRightInd w:val="0"/>
+              <w:jc w:val="both"/>
+              <w:rPr>
+                <w:rFonts w:ascii="Arial Nova Cond" w:hAnsi="Arial Nova Cond" w:cs="Arial"/>
+                <w:color w:val="000000"/>
+                <w:kern w:val="0"/>
+                <w:sz w:val="20"/>
+                <w:szCs w:val="20"/>
+              </w:rPr>
+            </w:pPr>
+            <w:r>
+              <w:rPr>
+                <w:rFonts w:ascii="Arial Nova Cond" w:hAnsi="Arial Nova Cond" w:cs="Arial"/>
+                <w:color w:val="000000"/>
+                <w:kern w:val="0"/>
+                <w:sz w:val="20"/>
+                <w:szCs w:val="20"/>
+              </w:rPr>
+              <w:t>{{producto5}}</w:t>
             </w:r>
           </w:p>
         </w:tc>
@@ -8951,8 +9184,8 @@
         </w:trPr>
         <w:tc>
           <w:tcPr>
-            <w:tcW w:w="875" w:type="dxa"/>
-            <w:vMerge w:val="restart"/>
+            <w:tcW w:w="818" w:type="dxa"/>
+            <w:vMerge/>
             <w:vAlign w:val="center"/>
           </w:tcPr>
           <w:p>
@@ -8975,22 +9208,11 @@
                 <w:lang w:val="es-ES_tradnl"/>
               </w:rPr>
             </w:pPr>
-            <w:r>
-              <w:rPr>
-                <w:rFonts w:ascii="Arial Nova Cond" w:eastAsia="Calibri" w:hAnsi="Arial Nova Cond" w:cs="Times New Roman"/>
-                <w:b/>
-                <w:bCs/>
-                <w:sz w:val="20"/>
-                <w:szCs w:val="20"/>
-                <w:lang w:val="es-ES_tradnl"/>
-              </w:rPr>
-              <w:t>III</w:t>
-            </w:r>
-          </w:p>
-        </w:tc>
-        <w:tc>
-          <w:tcPr>
-            <w:tcW w:w="1095" w:type="dxa"/>
+          </w:p>
+        </w:tc>
+        <w:tc>
+          <w:tcPr>
+            <w:tcW w:w="1018" w:type="dxa"/>
             <w:vAlign w:val="center"/>
           </w:tcPr>
           <w:p>
@@ -9022,40 +9244,13 @@
                 <w:szCs w:val="20"/>
                 <w:lang w:val="es-ES_tradnl"/>
               </w:rPr>
-              <w:t>U 5</w:t>
-            </w:r>
-          </w:p>
-        </w:tc>
-        <w:tc>
-          <w:tcPr>
-            <w:tcW w:w="1726" w:type="dxa"/>
-            <w:vAlign w:val="center"/>
-          </w:tcPr>
-          <w:p>
-            <w:pPr>
-              <w:pStyle w:val="Sinespaciado"/>
-              <w:jc w:val="both"/>
-              <w:rPr>
-                <w:rFonts w:ascii="Arial Nova Cond" w:hAnsi="Arial Nova Cond"/>
-                <w:color w:val="000000" w:themeColor="text1"/>
-                <w:sz w:val="20"/>
-                <w:szCs w:val="20"/>
-              </w:rPr>
-            </w:pPr>
-            <w:r>
-              <w:rPr>
-                <w:rFonts w:ascii="Arial Nova Cond" w:eastAsia="Calibri" w:hAnsi="Arial Nova Cond" w:cs="Times New Roman"/>
-                <w:sz w:val="20"/>
-                <w:szCs w:val="20"/>
-                <w:lang w:val="es-ES_tradnl"/>
-              </w:rPr>
-              <w:t>{{problemapotencialidad5}}</w:t>
-            </w:r>
-          </w:p>
-        </w:tc>
-        <w:tc>
-          <w:tcPr>
-            <w:tcW w:w="6169" w:type="dxa"/>
+              <w:t>U 6</w:t>
+            </w:r>
+          </w:p>
+        </w:tc>
+        <w:tc>
+          <w:tcPr>
+            <w:tcW w:w="5379" w:type="dxa"/>
             <w:vAlign w:val="center"/>
           </w:tcPr>
           <w:p>
@@ -9071,7 +9266,6 @@
               <w:jc w:val="both"/>
               <w:rPr>
                 <w:rFonts w:ascii="Arial Nova Cond" w:eastAsia="Calibri" w:hAnsi="Arial Nova Cond" w:cs="Times New Roman"/>
-                <w:color w:val="000000" w:themeColor="text1"/>
                 <w:sz w:val="20"/>
                 <w:szCs w:val="20"/>
                 <w:lang w:val="es-ES_tradnl"/>
@@ -9084,13 +9278,13 @@
                 <w:szCs w:val="20"/>
                 <w:lang w:val="es-ES_tradnl"/>
               </w:rPr>
-              <w:t>{{situacionsignificativa5}}</w:t>
-            </w:r>
-          </w:p>
-        </w:tc>
-        <w:tc>
-          <w:tcPr>
-            <w:tcW w:w="2015" w:type="dxa"/>
+              <w:t>{{situacionsignificativa6}}</w:t>
+            </w:r>
+          </w:p>
+        </w:tc>
+        <w:tc>
+          <w:tcPr>
+            <w:tcW w:w="1984" w:type="dxa"/>
             <w:vAlign w:val="center"/>
           </w:tcPr>
           <w:p>
@@ -9101,7 +9295,7 @@
               <w:jc w:val="center"/>
               <w:rPr>
                 <w:rFonts w:ascii="Arial Nova Cond" w:hAnsi="Arial Nova Cond" w:cs="Arial"/>
-                <w:color w:val="000000" w:themeColor="text1"/>
+                <w:color w:val="0070C0"/>
                 <w:kern w:val="0"/>
                 <w:sz w:val="20"/>
                 <w:szCs w:val="20"/>
@@ -9115,13 +9309,13 @@
                 <w:sz w:val="20"/>
                 <w:szCs w:val="20"/>
               </w:rPr>
-              <w:t>{{titulosituacionsignificativa5}}</w:t>
-            </w:r>
-          </w:p>
-        </w:tc>
-        <w:tc>
-          <w:tcPr>
-            <w:tcW w:w="1634" w:type="dxa"/>
+              <w:t>{{titulosituacionsignificativa6}}</w:t>
+            </w:r>
+          </w:p>
+        </w:tc>
+        <w:tc>
+          <w:tcPr>
+            <w:tcW w:w="2693" w:type="dxa"/>
             <w:vAlign w:val="center"/>
           </w:tcPr>
           <w:p>
@@ -9146,13 +9340,13 @@
                 <w:sz w:val="20"/>
                 <w:szCs w:val="20"/>
               </w:rPr>
-              <w:t>{{competencias5}}</w:t>
-            </w:r>
-          </w:p>
-        </w:tc>
-        <w:tc>
-          <w:tcPr>
-            <w:tcW w:w="1337" w:type="dxa"/>
+              <w:t>{{campotematico6}}</w:t>
+            </w:r>
+          </w:p>
+        </w:tc>
+        <w:tc>
+          <w:tcPr>
+            <w:tcW w:w="1560" w:type="dxa"/>
             <w:vAlign w:val="center"/>
           </w:tcPr>
           <w:p>
@@ -9160,7 +9354,7 @@
               <w:autoSpaceDE w:val="0"/>
               <w:autoSpaceDN w:val="0"/>
               <w:adjustRightInd w:val="0"/>
-              <w:jc w:val="center"/>
+              <w:jc w:val="both"/>
               <w:rPr>
                 <w:rFonts w:ascii="Arial Nova Cond" w:hAnsi="Arial Nova Cond" w:cs="Arial"/>
                 <w:color w:val="000000"/>
@@ -9177,7 +9371,38 @@
                 <w:sz w:val="20"/>
                 <w:szCs w:val="20"/>
               </w:rPr>
-              <w:t>{{producto5}}</w:t>
+              <w:t>{{competencias6}}</w:t>
+            </w:r>
+          </w:p>
+        </w:tc>
+        <w:tc>
+          <w:tcPr>
+            <w:tcW w:w="1399" w:type="dxa"/>
+            <w:vAlign w:val="center"/>
+          </w:tcPr>
+          <w:p>
+            <w:pPr>
+              <w:autoSpaceDE w:val="0"/>
+              <w:autoSpaceDN w:val="0"/>
+              <w:adjustRightInd w:val="0"/>
+              <w:jc w:val="both"/>
+              <w:rPr>
+                <w:rFonts w:ascii="Arial Nova Cond" w:hAnsi="Arial Nova Cond" w:cs="Arial"/>
+                <w:color w:val="000000"/>
+                <w:kern w:val="0"/>
+                <w:sz w:val="20"/>
+                <w:szCs w:val="20"/>
+              </w:rPr>
+            </w:pPr>
+            <w:r>
+              <w:rPr>
+                <w:rFonts w:ascii="Arial Nova Cond" w:hAnsi="Arial Nova Cond" w:cs="Arial"/>
+                <w:color w:val="000000"/>
+                <w:kern w:val="0"/>
+                <w:sz w:val="20"/>
+                <w:szCs w:val="20"/>
+              </w:rPr>
+              <w:t>{{producto6}}</w:t>
             </w:r>
           </w:p>
         </w:tc>
@@ -9189,8 +9414,8 @@
         </w:trPr>
         <w:tc>
           <w:tcPr>
-            <w:tcW w:w="875" w:type="dxa"/>
-            <w:vMerge/>
+            <w:tcW w:w="818" w:type="dxa"/>
+            <w:vMerge w:val="restart"/>
             <w:vAlign w:val="center"/>
           </w:tcPr>
           <w:p>
@@ -9213,11 +9438,22 @@
                 <w:lang w:val="es-ES_tradnl"/>
               </w:rPr>
             </w:pPr>
-          </w:p>
-        </w:tc>
-        <w:tc>
-          <w:tcPr>
-            <w:tcW w:w="1095" w:type="dxa"/>
+            <w:r>
+              <w:rPr>
+                <w:rFonts w:ascii="Arial Nova Cond" w:eastAsia="Calibri" w:hAnsi="Arial Nova Cond" w:cs="Times New Roman"/>
+                <w:b/>
+                <w:bCs/>
+                <w:sz w:val="20"/>
+                <w:szCs w:val="20"/>
+                <w:lang w:val="es-ES_tradnl"/>
+              </w:rPr>
+              <w:t>IV</w:t>
+            </w:r>
+          </w:p>
+        </w:tc>
+        <w:tc>
+          <w:tcPr>
+            <w:tcW w:w="1018" w:type="dxa"/>
             <w:vAlign w:val="center"/>
           </w:tcPr>
           <w:p>
@@ -9249,39 +9485,13 @@
                 <w:szCs w:val="20"/>
                 <w:lang w:val="es-ES_tradnl"/>
               </w:rPr>
-              <w:t>U 6</w:t>
-            </w:r>
-          </w:p>
-        </w:tc>
-        <w:tc>
-          <w:tcPr>
-            <w:tcW w:w="1726" w:type="dxa"/>
-            <w:vAlign w:val="center"/>
-          </w:tcPr>
-          <w:p>
-            <w:pPr>
-              <w:pStyle w:val="Sinespaciado"/>
-              <w:jc w:val="both"/>
-              <w:rPr>
-                <w:rFonts w:ascii="Arial Nova Cond" w:hAnsi="Arial Nova Cond"/>
-                <w:sz w:val="20"/>
-                <w:szCs w:val="20"/>
-              </w:rPr>
-            </w:pPr>
-            <w:r>
-              <w:rPr>
-                <w:rFonts w:ascii="Arial Nova Cond" w:eastAsia="Calibri" w:hAnsi="Arial Nova Cond" w:cs="Times New Roman"/>
-                <w:sz w:val="20"/>
-                <w:szCs w:val="20"/>
-                <w:lang w:val="es-ES_tradnl"/>
-              </w:rPr>
-              <w:t>{{problemapotencialidad6}}</w:t>
-            </w:r>
-          </w:p>
-        </w:tc>
-        <w:tc>
-          <w:tcPr>
-            <w:tcW w:w="6169" w:type="dxa"/>
+              <w:t>U 7</w:t>
+            </w:r>
+          </w:p>
+        </w:tc>
+        <w:tc>
+          <w:tcPr>
+            <w:tcW w:w="5379" w:type="dxa"/>
             <w:vAlign w:val="center"/>
           </w:tcPr>
           <w:p>
@@ -9296,26 +9506,26 @@
               <w:ind w:left="0"/>
               <w:jc w:val="both"/>
               <w:rPr>
+                <w:rFonts w:ascii="Arial Nova Cond" w:hAnsi="Arial Nova Cond"/>
+                <w:color w:val="000000" w:themeColor="text1"/>
+                <w:sz w:val="20"/>
+                <w:szCs w:val="20"/>
+              </w:rPr>
+            </w:pPr>
+            <w:r>
+              <w:rPr>
                 <w:rFonts w:ascii="Arial Nova Cond" w:eastAsia="Calibri" w:hAnsi="Arial Nova Cond" w:cs="Times New Roman"/>
                 <w:sz w:val="20"/>
                 <w:szCs w:val="20"/>
                 <w:lang w:val="es-ES_tradnl"/>
               </w:rPr>
-            </w:pPr>
-            <w:r>
-              <w:rPr>
-                <w:rFonts w:ascii="Arial Nova Cond" w:eastAsia="Calibri" w:hAnsi="Arial Nova Cond" w:cs="Times New Roman"/>
-                <w:sz w:val="20"/>
-                <w:szCs w:val="20"/>
-                <w:lang w:val="es-ES_tradnl"/>
-              </w:rPr>
-              <w:t>{{situacionsignificativa6}}</w:t>
-            </w:r>
-          </w:p>
-        </w:tc>
-        <w:tc>
-          <w:tcPr>
-            <w:tcW w:w="2015" w:type="dxa"/>
+              <w:t>{{situacionsignificativa7}}</w:t>
+            </w:r>
+          </w:p>
+        </w:tc>
+        <w:tc>
+          <w:tcPr>
+            <w:tcW w:w="1984" w:type="dxa"/>
             <w:vAlign w:val="center"/>
           </w:tcPr>
           <w:p>
@@ -9326,7 +9536,7 @@
               <w:jc w:val="center"/>
               <w:rPr>
                 <w:rFonts w:ascii="Arial Nova Cond" w:hAnsi="Arial Nova Cond" w:cs="Arial"/>
-                <w:color w:val="0070C0"/>
+                <w:color w:val="000000" w:themeColor="text1"/>
                 <w:kern w:val="0"/>
                 <w:sz w:val="20"/>
                 <w:szCs w:val="20"/>
@@ -9340,13 +9550,13 @@
                 <w:sz w:val="20"/>
                 <w:szCs w:val="20"/>
               </w:rPr>
-              <w:t>{{titulosituacionsignificativa6}}</w:t>
-            </w:r>
-          </w:p>
-        </w:tc>
-        <w:tc>
-          <w:tcPr>
-            <w:tcW w:w="1634" w:type="dxa"/>
+              <w:t>{{titulosituacionsignificativa7}}</w:t>
+            </w:r>
+          </w:p>
+        </w:tc>
+        <w:tc>
+          <w:tcPr>
+            <w:tcW w:w="2693" w:type="dxa"/>
             <w:vAlign w:val="center"/>
           </w:tcPr>
           <w:p>
@@ -9371,13 +9581,13 @@
                 <w:sz w:val="20"/>
                 <w:szCs w:val="20"/>
               </w:rPr>
-              <w:t>{{competencias6}}</w:t>
-            </w:r>
-          </w:p>
-        </w:tc>
-        <w:tc>
-          <w:tcPr>
-            <w:tcW w:w="1337" w:type="dxa"/>
+              <w:t>{{campotematico7}}</w:t>
+            </w:r>
+          </w:p>
+        </w:tc>
+        <w:tc>
+          <w:tcPr>
+            <w:tcW w:w="1560" w:type="dxa"/>
             <w:vAlign w:val="center"/>
           </w:tcPr>
           <w:p>
@@ -9385,7 +9595,7 @@
               <w:autoSpaceDE w:val="0"/>
               <w:autoSpaceDN w:val="0"/>
               <w:adjustRightInd w:val="0"/>
-              <w:jc w:val="center"/>
+              <w:jc w:val="both"/>
               <w:rPr>
                 <w:rFonts w:ascii="Arial Nova Cond" w:hAnsi="Arial Nova Cond" w:cs="Arial"/>
                 <w:color w:val="000000"/>
@@ -9402,7 +9612,38 @@
                 <w:sz w:val="20"/>
                 <w:szCs w:val="20"/>
               </w:rPr>
-              <w:t>{{producto6}}</w:t>
+              <w:t>{{competencias7}}</w:t>
+            </w:r>
+          </w:p>
+        </w:tc>
+        <w:tc>
+          <w:tcPr>
+            <w:tcW w:w="1399" w:type="dxa"/>
+            <w:vAlign w:val="center"/>
+          </w:tcPr>
+          <w:p>
+            <w:pPr>
+              <w:autoSpaceDE w:val="0"/>
+              <w:autoSpaceDN w:val="0"/>
+              <w:adjustRightInd w:val="0"/>
+              <w:jc w:val="both"/>
+              <w:rPr>
+                <w:rFonts w:ascii="Arial Nova Cond" w:hAnsi="Arial Nova Cond" w:cs="Arial"/>
+                <w:color w:val="000000"/>
+                <w:kern w:val="0"/>
+                <w:sz w:val="20"/>
+                <w:szCs w:val="20"/>
+              </w:rPr>
+            </w:pPr>
+            <w:r>
+              <w:rPr>
+                <w:rFonts w:ascii="Arial Nova Cond" w:hAnsi="Arial Nova Cond" w:cs="Arial"/>
+                <w:color w:val="000000"/>
+                <w:kern w:val="0"/>
+                <w:sz w:val="20"/>
+                <w:szCs w:val="20"/>
+              </w:rPr>
+              <w:t>{{producto7}}</w:t>
             </w:r>
           </w:p>
         </w:tc>
@@ -9414,8 +9655,8 @@
         </w:trPr>
         <w:tc>
           <w:tcPr>
-            <w:tcW w:w="875" w:type="dxa"/>
-            <w:vMerge w:val="restart"/>
+            <w:tcW w:w="818" w:type="dxa"/>
+            <w:vMerge/>
             <w:vAlign w:val="center"/>
           </w:tcPr>
           <w:p>
@@ -9438,22 +9679,11 @@
                 <w:lang w:val="es-ES_tradnl"/>
               </w:rPr>
             </w:pPr>
-            <w:r>
-              <w:rPr>
-                <w:rFonts w:ascii="Arial Nova Cond" w:eastAsia="Calibri" w:hAnsi="Arial Nova Cond" w:cs="Times New Roman"/>
-                <w:b/>
-                <w:bCs/>
-                <w:sz w:val="20"/>
-                <w:szCs w:val="20"/>
-                <w:lang w:val="es-ES_tradnl"/>
-              </w:rPr>
-              <w:t>IV</w:t>
-            </w:r>
-          </w:p>
-        </w:tc>
-        <w:tc>
-          <w:tcPr>
-            <w:tcW w:w="1095" w:type="dxa"/>
+          </w:p>
+        </w:tc>
+        <w:tc>
+          <w:tcPr>
+            <w:tcW w:w="1018" w:type="dxa"/>
             <w:vAlign w:val="center"/>
           </w:tcPr>
           <w:p>
@@ -9485,13 +9715,13 @@
                 <w:szCs w:val="20"/>
                 <w:lang w:val="es-ES_tradnl"/>
               </w:rPr>
-              <w:t>U 7</w:t>
-            </w:r>
-          </w:p>
-        </w:tc>
-        <w:tc>
-          <w:tcPr>
-            <w:tcW w:w="1726" w:type="dxa"/>
+              <w:t>U 8</w:t>
+            </w:r>
+          </w:p>
+        </w:tc>
+        <w:tc>
+          <w:tcPr>
+            <w:tcW w:w="5379" w:type="dxa"/>
             <w:vAlign w:val="center"/>
           </w:tcPr>
           <w:p>
@@ -9504,6 +9734,7 @@
               </w:tabs>
               <w:spacing w:line="276" w:lineRule="auto"/>
               <w:ind w:left="0"/>
+              <w:jc w:val="both"/>
               <w:rPr>
                 <w:rFonts w:ascii="Arial Nova Cond" w:eastAsia="Calibri" w:hAnsi="Arial Nova Cond" w:cs="Times New Roman"/>
                 <w:color w:val="000000" w:themeColor="text1"/>
@@ -9519,47 +9750,13 @@
                 <w:szCs w:val="20"/>
                 <w:lang w:val="es-ES_tradnl"/>
               </w:rPr>
-              <w:t>{{problemapotencialidad7}}</w:t>
-            </w:r>
-          </w:p>
-        </w:tc>
-        <w:tc>
-          <w:tcPr>
-            <w:tcW w:w="6169" w:type="dxa"/>
-            <w:vAlign w:val="center"/>
-          </w:tcPr>
-          <w:p>
-            <w:pPr>
-              <w:pStyle w:val="Prrafodelista"/>
-              <w:tabs>
-                <w:tab w:val="left" w:pos="0"/>
-                <w:tab w:val="left" w:pos="142"/>
-                <w:tab w:val="left" w:pos="284"/>
-              </w:tabs>
-              <w:spacing w:line="276" w:lineRule="auto"/>
-              <w:ind w:left="0"/>
-              <w:jc w:val="both"/>
-              <w:rPr>
-                <w:rFonts w:ascii="Arial Nova Cond" w:hAnsi="Arial Nova Cond"/>
-                <w:color w:val="000000" w:themeColor="text1"/>
-                <w:sz w:val="20"/>
-                <w:szCs w:val="20"/>
-              </w:rPr>
-            </w:pPr>
-            <w:r>
-              <w:rPr>
-                <w:rFonts w:ascii="Arial Nova Cond" w:eastAsia="Calibri" w:hAnsi="Arial Nova Cond" w:cs="Times New Roman"/>
-                <w:sz w:val="20"/>
-                <w:szCs w:val="20"/>
-                <w:lang w:val="es-ES_tradnl"/>
-              </w:rPr>
-              <w:t>{{situacionsignificativa7}}</w:t>
-            </w:r>
-          </w:p>
-        </w:tc>
-        <w:tc>
-          <w:tcPr>
-            <w:tcW w:w="2015" w:type="dxa"/>
+              <w:t>{{situacionsignificativa8}}</w:t>
+            </w:r>
+          </w:p>
+        </w:tc>
+        <w:tc>
+          <w:tcPr>
+            <w:tcW w:w="1984" w:type="dxa"/>
             <w:vAlign w:val="center"/>
           </w:tcPr>
           <w:p>
@@ -9569,11 +9766,10 @@
               <w:adjustRightInd w:val="0"/>
               <w:jc w:val="center"/>
               <w:rPr>
-                <w:rFonts w:ascii="Arial Nova Cond" w:hAnsi="Arial Nova Cond" w:cs="Arial"/>
-                <w:color w:val="000000" w:themeColor="text1"/>
-                <w:kern w:val="0"/>
-                <w:sz w:val="20"/>
-                <w:szCs w:val="20"/>
+                <w:rFonts w:ascii="Arial Nova Cond" w:eastAsia="Calibri" w:hAnsi="Arial Nova Cond" w:cs="Times New Roman"/>
+                <w:sz w:val="20"/>
+                <w:szCs w:val="20"/>
+                <w:lang w:val="es-ES_tradnl"/>
               </w:rPr>
             </w:pPr>
             <w:r>
@@ -9584,13 +9780,13 @@
                 <w:sz w:val="20"/>
                 <w:szCs w:val="20"/>
               </w:rPr>
-              <w:t>{{titulosituacionsignificativa7}}</w:t>
-            </w:r>
-          </w:p>
-        </w:tc>
-        <w:tc>
-          <w:tcPr>
-            <w:tcW w:w="1634" w:type="dxa"/>
+              <w:t>{{titulosituacionsignificativa8}}</w:t>
+            </w:r>
+          </w:p>
+        </w:tc>
+        <w:tc>
+          <w:tcPr>
+            <w:tcW w:w="2693" w:type="dxa"/>
             <w:vAlign w:val="center"/>
           </w:tcPr>
           <w:p>
@@ -9615,215 +9811,13 @@
                 <w:sz w:val="20"/>
                 <w:szCs w:val="20"/>
               </w:rPr>
-              <w:t>{{competencias7}}</w:t>
-            </w:r>
-          </w:p>
-        </w:tc>
-        <w:tc>
-          <w:tcPr>
-            <w:tcW w:w="1337" w:type="dxa"/>
-            <w:vAlign w:val="center"/>
-          </w:tcPr>
-          <w:p>
-            <w:pPr>
-              <w:autoSpaceDE w:val="0"/>
-              <w:autoSpaceDN w:val="0"/>
-              <w:adjustRightInd w:val="0"/>
-              <w:jc w:val="center"/>
-              <w:rPr>
-                <w:rFonts w:ascii="Arial Nova Cond" w:hAnsi="Arial Nova Cond" w:cs="Arial"/>
-                <w:color w:val="000000"/>
-                <w:kern w:val="0"/>
-                <w:sz w:val="20"/>
-                <w:szCs w:val="20"/>
-              </w:rPr>
-            </w:pPr>
-            <w:r>
-              <w:rPr>
-                <w:rFonts w:ascii="Arial Nova Cond" w:hAnsi="Arial Nova Cond" w:cs="Arial"/>
-                <w:color w:val="000000"/>
-                <w:kern w:val="0"/>
-                <w:sz w:val="20"/>
-                <w:szCs w:val="20"/>
-              </w:rPr>
-              <w:t>{{producto7}}</w:t>
-            </w:r>
-          </w:p>
-        </w:tc>
-      </w:tr>
-      <w:tr>
-        <w:trPr>
-          <w:trHeight w:val="756"/>
-          <w:jc w:val="center"/>
-        </w:trPr>
-        <w:tc>
-          <w:tcPr>
-            <w:tcW w:w="875" w:type="dxa"/>
-            <w:vMerge/>
-            <w:vAlign w:val="center"/>
-          </w:tcPr>
-          <w:p>
-            <w:pPr>
-              <w:pStyle w:val="Prrafodelista"/>
-              <w:tabs>
-                <w:tab w:val="left" w:pos="0"/>
-                <w:tab w:val="left" w:pos="142"/>
-                <w:tab w:val="left" w:pos="284"/>
-              </w:tabs>
-              <w:spacing w:line="276" w:lineRule="auto"/>
-              <w:ind w:left="0"/>
-              <w:jc w:val="center"/>
-              <w:rPr>
-                <w:rFonts w:ascii="Arial Nova Cond" w:eastAsia="Calibri" w:hAnsi="Arial Nova Cond" w:cs="Times New Roman"/>
-                <w:b/>
-                <w:bCs/>
-                <w:sz w:val="20"/>
-                <w:szCs w:val="20"/>
-                <w:lang w:val="es-ES_tradnl"/>
-              </w:rPr>
-            </w:pPr>
-          </w:p>
-        </w:tc>
-        <w:tc>
-          <w:tcPr>
-            <w:tcW w:w="1095" w:type="dxa"/>
-            <w:vAlign w:val="center"/>
-          </w:tcPr>
-          <w:p>
-            <w:pPr>
-              <w:pStyle w:val="Prrafodelista"/>
-              <w:tabs>
-                <w:tab w:val="left" w:pos="0"/>
-                <w:tab w:val="left" w:pos="142"/>
-                <w:tab w:val="left" w:pos="284"/>
-              </w:tabs>
-              <w:spacing w:line="276" w:lineRule="auto"/>
-              <w:ind w:left="0"/>
-              <w:jc w:val="center"/>
-              <w:rPr>
-                <w:rFonts w:ascii="Arial Nova Cond" w:eastAsia="Calibri" w:hAnsi="Arial Nova Cond" w:cs="Times New Roman"/>
-                <w:b/>
-                <w:bCs/>
-                <w:sz w:val="20"/>
-                <w:szCs w:val="20"/>
-                <w:lang w:val="es-ES_tradnl"/>
-              </w:rPr>
-            </w:pPr>
-            <w:r>
-              <w:rPr>
-                <w:rFonts w:ascii="Arial Nova Cond" w:eastAsia="Calibri" w:hAnsi="Arial Nova Cond" w:cs="Times New Roman"/>
-                <w:b/>
-                <w:bCs/>
-                <w:sz w:val="20"/>
-                <w:szCs w:val="20"/>
-                <w:lang w:val="es-ES_tradnl"/>
-              </w:rPr>
-              <w:t>U 8</w:t>
-            </w:r>
-          </w:p>
-        </w:tc>
-        <w:tc>
-          <w:tcPr>
-            <w:tcW w:w="1726" w:type="dxa"/>
-            <w:vAlign w:val="center"/>
-          </w:tcPr>
-          <w:p>
-            <w:pPr>
-              <w:pStyle w:val="Prrafodelista"/>
-              <w:tabs>
-                <w:tab w:val="left" w:pos="0"/>
-                <w:tab w:val="left" w:pos="142"/>
-                <w:tab w:val="left" w:pos="284"/>
-              </w:tabs>
-              <w:spacing w:line="276" w:lineRule="auto"/>
-              <w:ind w:left="0"/>
-              <w:rPr>
-                <w:rFonts w:ascii="Arial Nova Cond" w:eastAsia="Calibri" w:hAnsi="Arial Nova Cond" w:cs="Times New Roman"/>
-                <w:color w:val="000000" w:themeColor="text1"/>
-                <w:sz w:val="20"/>
-                <w:szCs w:val="20"/>
-                <w:lang w:val="es-ES_tradnl"/>
-              </w:rPr>
-            </w:pPr>
-            <w:r>
-              <w:rPr>
-                <w:rFonts w:ascii="Arial Nova Cond" w:eastAsia="Calibri" w:hAnsi="Arial Nova Cond" w:cs="Times New Roman"/>
-                <w:sz w:val="20"/>
-                <w:szCs w:val="20"/>
-                <w:lang w:val="es-ES_tradnl"/>
-              </w:rPr>
-              <w:t>{{problemapotencialidad8}}</w:t>
-            </w:r>
-          </w:p>
-        </w:tc>
-        <w:tc>
-          <w:tcPr>
-            <w:tcW w:w="6169" w:type="dxa"/>
-            <w:vAlign w:val="center"/>
-          </w:tcPr>
-          <w:p>
-            <w:pPr>
-              <w:pStyle w:val="Prrafodelista"/>
-              <w:tabs>
-                <w:tab w:val="left" w:pos="0"/>
-                <w:tab w:val="left" w:pos="142"/>
-                <w:tab w:val="left" w:pos="284"/>
-              </w:tabs>
-              <w:spacing w:line="276" w:lineRule="auto"/>
-              <w:ind w:left="0"/>
-              <w:jc w:val="both"/>
-              <w:rPr>
-                <w:rFonts w:ascii="Arial Nova Cond" w:eastAsia="Calibri" w:hAnsi="Arial Nova Cond" w:cs="Times New Roman"/>
-                <w:color w:val="000000" w:themeColor="text1"/>
-                <w:sz w:val="20"/>
-                <w:szCs w:val="20"/>
-                <w:lang w:val="es-ES_tradnl"/>
-              </w:rPr>
-            </w:pPr>
-            <w:r>
-              <w:rPr>
-                <w:rFonts w:ascii="Arial Nova Cond" w:eastAsia="Calibri" w:hAnsi="Arial Nova Cond" w:cs="Times New Roman"/>
-                <w:sz w:val="20"/>
-                <w:szCs w:val="20"/>
-                <w:lang w:val="es-ES_tradnl"/>
-              </w:rPr>
-              <w:t>{{situacionsignificativa8}}</w:t>
-            </w:r>
-          </w:p>
-        </w:tc>
-        <w:tc>
-          <w:tcPr>
-            <w:tcW w:w="2015" w:type="dxa"/>
-            <w:vAlign w:val="center"/>
-          </w:tcPr>
-          <w:p>
-            <w:pPr>
-              <w:autoSpaceDE w:val="0"/>
-              <w:autoSpaceDN w:val="0"/>
-              <w:adjustRightInd w:val="0"/>
-              <w:jc w:val="center"/>
-              <w:rPr>
-                <w:rFonts w:ascii="Arial Nova Cond" w:eastAsia="Calibri" w:hAnsi="Arial Nova Cond" w:cs="Times New Roman"/>
-                <w:sz w:val="20"/>
-                <w:szCs w:val="20"/>
-                <w:lang w:val="es-ES_tradnl"/>
-              </w:rPr>
-            </w:pPr>
-            <w:r>
-              <w:rPr>
-                <w:rFonts w:ascii="Arial Nova Cond" w:hAnsi="Arial Nova Cond" w:cs="Arial"/>
-                <w:color w:val="000000"/>
-                <w:kern w:val="0"/>
-                <w:sz w:val="20"/>
-                <w:szCs w:val="20"/>
-              </w:rPr>
-              <w:t>{{titulosituacionsignificativa8}}</w:t>
-            </w:r>
-          </w:p>
-        </w:tc>
-        <w:tc>
-          <w:tcPr>
-            <w:tcW w:w="1634" w:type="dxa"/>
+              <w:t>{{campotematico8}}</w:t>
+            </w:r>
+          </w:p>
+        </w:tc>
+        <w:tc>
+          <w:tcPr>
+            <w:tcW w:w="1560" w:type="dxa"/>
             <w:vAlign w:val="center"/>
           </w:tcPr>
           <w:p>
@@ -9854,7 +9848,7 @@
         </w:tc>
         <w:tc>
           <w:tcPr>
-            <w:tcW w:w="1337" w:type="dxa"/>
+            <w:tcW w:w="1399" w:type="dxa"/>
             <w:vAlign w:val="center"/>
           </w:tcPr>
           <w:p>
@@ -9862,7 +9856,7 @@
               <w:autoSpaceDE w:val="0"/>
               <w:autoSpaceDN w:val="0"/>
               <w:adjustRightInd w:val="0"/>
-              <w:jc w:val="center"/>
+              <w:jc w:val="both"/>
               <w:rPr>
                 <w:rFonts w:ascii="Arial Nova Cond" w:hAnsi="Arial Nova Cond" w:cs="Arial"/>
                 <w:color w:val="000000"/>
@@ -9886,19 +9880,6 @@
       </w:tr>
       <w:bookmarkEnd w:id="1"/>
     </w:tbl>
-    <w:p>
-      <w:pPr>
-        <w:pStyle w:val="Prrafodelista"/>
-        <w:spacing w:line="276" w:lineRule="auto"/>
-        <w:ind w:left="-284" w:right="-455"/>
-        <w:rPr>
-          <w:rFonts w:ascii="Arial Nova Cond Light" w:hAnsi="Arial Nova Cond Light" w:cs="Times New Roman"/>
-          <w:b/>
-          <w:bCs/>
-          <w:color w:val="000000" w:themeColor="text1"/>
-        </w:rPr>
-      </w:pPr>
-    </w:p>
     <w:p>
       <w:pPr>
         <w:pStyle w:val="Prrafodelista"/>
@@ -9949,6 +9930,7 @@
           <w:bCs/>
           <w:color w:val="000000" w:themeColor="text1"/>
         </w:rPr>
+        <w:lastRenderedPageBreak/>
         <w:t xml:space="preserve">ORGANIZACIÓN DE LOS PROPÓSITOS DE APRENDIZAJE: </w:t>
       </w:r>
     </w:p>
@@ -12198,8 +12180,14 @@
               <w:rPr>
                 <w:rFonts w:ascii="Arial Nova Cond Light" w:hAnsi="Arial Nova Cond Light" w:cs="Times New Roman"/>
               </w:rPr>
+              <w:t xml:space="preserve">Se desenvuelve en entornos virtuales </w:t>
+            </w:r>
+            <w:r>
+              <w:rPr>
+                <w:rFonts w:ascii="Arial Nova Cond Light" w:hAnsi="Arial Nova Cond Light" w:cs="Times New Roman"/>
+              </w:rPr>
               <w:lastRenderedPageBreak/>
-              <w:t>Se desenvuelve en entornos virtuales generados por las TIC</w:t>
+              <w:t>generados por las TIC</w:t>
             </w:r>
           </w:p>
         </w:tc>
@@ -12224,6 +12212,7 @@
                 <w:rFonts w:ascii="Arial Nova Cond Light" w:hAnsi="Arial Nova Cond Light"/>
                 <w:bCs/>
               </w:rPr>
+              <w:lastRenderedPageBreak/>
               <w:t xml:space="preserve">Personaliza entornos virtuales:  </w:t>
             </w:r>
           </w:p>
@@ -14507,7 +14496,6 @@
               <w:rPr>
                 <w:rFonts w:ascii="Arial Nova Cond Light" w:hAnsi="Arial Nova Cond Light" w:cs="Times New Roman"/>
               </w:rPr>
-              <w:lastRenderedPageBreak/>
               <w:t>Enfoque de derechos.</w:t>
             </w:r>
           </w:p>
@@ -15255,6 +15243,7 @@
               <w:rPr>
                 <w:rFonts w:ascii="Arial Nova Cond Light" w:hAnsi="Arial Nova Cond Light" w:cs="Times New Roman"/>
               </w:rPr>
+              <w:lastRenderedPageBreak/>
               <w:t>Enfoque igualdad de género.</w:t>
             </w:r>
           </w:p>
@@ -18950,7 +18939,6 @@
                 <w:szCs w:val="20"/>
                 <w:lang w:eastAsia="es-ES"/>
               </w:rPr>
-              <w:lastRenderedPageBreak/>
               <w:t>ESTANDAR DE APRENDIZAJE</w:t>
             </w:r>
           </w:p>
@@ -19110,6 +19098,7 @@
                 <w:szCs w:val="20"/>
                 <w:lang w:eastAsia="es-ES"/>
               </w:rPr>
+              <w:lastRenderedPageBreak/>
               <w:t>Personaliza entornos virtuales.</w:t>
             </w:r>
           </w:p>
@@ -19775,7 +19764,6 @@
                 <w:szCs w:val="20"/>
                 <w:lang w:eastAsia="es-ES"/>
               </w:rPr>
-              <w:lastRenderedPageBreak/>
               <w:t>Define metas de aprendizaje.</w:t>
             </w:r>
           </w:p>
@@ -20018,6 +20006,7 @@
           <w:bCs/>
           <w:color w:val="000000" w:themeColor="text1"/>
         </w:rPr>
+        <w:lastRenderedPageBreak/>
         <w:t>MATERIALES Y RECURSOS EDUCATIVOS:</w:t>
       </w:r>
     </w:p>
@@ -20868,7 +20857,6 @@
                 <w:bCs/>
                 <w:color w:val="000000" w:themeColor="text1"/>
               </w:rPr>
-              <w:lastRenderedPageBreak/>
               <w:t>Formativa</w:t>
             </w:r>
           </w:p>
@@ -21349,25 +21337,7 @@
                 <w:color w:val="000000" w:themeColor="text1"/>
                 <w:lang w:val="es-ES"/>
               </w:rPr>
-              <w:t xml:space="preserve">Módulos de emprendimiento- </w:t>
-            </w:r>
-            <w:proofErr w:type="spellStart"/>
-            <w:r>
-              <w:rPr>
-                <w:rFonts w:ascii="Arial Nova Cond Light" w:hAnsi="Arial Nova Cond Light"/>
-                <w:color w:val="000000" w:themeColor="text1"/>
-                <w:lang w:val="es-ES"/>
-              </w:rPr>
-              <w:t>World</w:t>
-            </w:r>
-            <w:proofErr w:type="spellEnd"/>
-            <w:r>
-              <w:rPr>
-                <w:rFonts w:ascii="Arial Nova Cond Light" w:hAnsi="Arial Nova Cond Light"/>
-                <w:color w:val="000000" w:themeColor="text1"/>
-                <w:lang w:val="es-ES"/>
-              </w:rPr>
-              <w:t xml:space="preserve"> Visión Perú </w:t>
+              <w:t xml:space="preserve">Módulos de emprendimiento- World Visión Perú </w:t>
             </w:r>
             <w:r>
               <w:rPr>
@@ -21415,25 +21385,7 @@
                 <w:color w:val="000000" w:themeColor="text1"/>
                 <w:lang w:val="es-ES"/>
               </w:rPr>
-              <w:t xml:space="preserve">Módulos de emprendimiento </w:t>
-            </w:r>
-            <w:proofErr w:type="spellStart"/>
-            <w:r>
-              <w:rPr>
-                <w:rFonts w:ascii="Arial Nova Cond Light" w:hAnsi="Arial Nova Cond Light"/>
-                <w:color w:val="000000" w:themeColor="text1"/>
-                <w:lang w:val="es-ES"/>
-              </w:rPr>
-              <w:t>World</w:t>
-            </w:r>
-            <w:proofErr w:type="spellEnd"/>
-            <w:r>
-              <w:rPr>
-                <w:rFonts w:ascii="Arial Nova Cond Light" w:hAnsi="Arial Nova Cond Light"/>
-                <w:color w:val="000000" w:themeColor="text1"/>
-                <w:lang w:val="es-ES"/>
-              </w:rPr>
-              <w:t xml:space="preserve"> Visión Perú </w:t>
+              <w:t xml:space="preserve">Módulos de emprendimiento World Visión Perú </w:t>
             </w:r>
             <w:r>
               <w:rPr>
@@ -21529,27 +21481,7 @@
                 <w:kern w:val="0"/>
                 <w14:ligatures w14:val="none"/>
               </w:rPr>
-              <w:t xml:space="preserve">Minedu (2016). Programa curricular de educación secundaria. Resolución Ministerial </w:t>
-            </w:r>
-            <w:proofErr w:type="spellStart"/>
-            <w:r>
-              <w:rPr>
-                <w:rFonts w:ascii="Arial Nova Cond Light" w:eastAsia="Calibri" w:hAnsi="Arial Nova Cond Light" w:cs="Calibri Light"/>
-                <w:color w:val="000000" w:themeColor="text1"/>
-                <w:kern w:val="0"/>
-                <w14:ligatures w14:val="none"/>
-              </w:rPr>
-              <w:t>N°</w:t>
-            </w:r>
-            <w:proofErr w:type="spellEnd"/>
-            <w:r>
-              <w:rPr>
-                <w:rFonts w:ascii="Arial Nova Cond Light" w:eastAsia="Calibri" w:hAnsi="Arial Nova Cond Light" w:cs="Calibri Light"/>
-                <w:color w:val="000000" w:themeColor="text1"/>
-                <w:kern w:val="0"/>
-                <w14:ligatures w14:val="none"/>
-              </w:rPr>
-              <w:t xml:space="preserve"> 649-2016-Minedu. </w:t>
+              <w:t xml:space="preserve">Minedu (2016). Programa curricular de educación secundaria. Resolución Ministerial N° 649-2016-Minedu. </w:t>
             </w:r>
           </w:p>
           <w:p>
@@ -21576,27 +21508,7 @@
                 <w:kern w:val="0"/>
                 <w14:ligatures w14:val="none"/>
               </w:rPr>
-              <w:t xml:space="preserve">Minedu (2016). Currículo Nacional de la educación básica. Resolución Ministerial </w:t>
-            </w:r>
-            <w:proofErr w:type="spellStart"/>
-            <w:r>
-              <w:rPr>
-                <w:rFonts w:ascii="Arial Nova Cond Light" w:eastAsia="Calibri" w:hAnsi="Arial Nova Cond Light" w:cs="Calibri Light"/>
-                <w:color w:val="000000" w:themeColor="text1"/>
-                <w:kern w:val="0"/>
-                <w14:ligatures w14:val="none"/>
-              </w:rPr>
-              <w:t>N°</w:t>
-            </w:r>
-            <w:proofErr w:type="spellEnd"/>
-            <w:r>
-              <w:rPr>
-                <w:rFonts w:ascii="Arial Nova Cond Light" w:eastAsia="Calibri" w:hAnsi="Arial Nova Cond Light" w:cs="Calibri Light"/>
-                <w:color w:val="000000" w:themeColor="text1"/>
-                <w:kern w:val="0"/>
-                <w14:ligatures w14:val="none"/>
-              </w:rPr>
-              <w:t xml:space="preserve"> 281-2016-Minedu y su modificatoria. </w:t>
+              <w:t xml:space="preserve">Minedu (2016). Currículo Nacional de la educación básica. Resolución Ministerial N° 281-2016-Minedu y su modificatoria. </w:t>
             </w:r>
           </w:p>
           <w:p>
@@ -22149,7 +22061,7 @@
 </file>
 
 <file path=word/endnotes.xml><?xml version="1.0" encoding="utf-8"?>
-<w:endnotes xmlns:wpc="http://schemas.microsoft.com/office/word/2010/wordprocessingCanvas" xmlns:cx="http://schemas.microsoft.com/office/drawing/2014/chartex" xmlns:cx1="http://schemas.microsoft.com/office/drawing/2015/9/8/chartex" xmlns:cx2="http://schemas.microsoft.com/office/drawing/2015/10/21/chartex" xmlns:cx3="http://schemas.microsoft.com/office/drawing/2016/5/9/chartex" xmlns:cx4="http://schemas.microsoft.com/office/drawing/2016/5/10/chartex" xmlns:cx5="http://schemas.microsoft.com/office/drawing/2016/5/11/chartex" xmlns:cx6="http://schemas.microsoft.com/office/drawing/2016/5/12/chartex" xmlns:cx7="http://schemas.microsoft.com/office/drawing/2016/5/13/chartex" xmlns:cx8="http://schemas.microsoft.com/office/drawing/2016/5/14/chartex" xmlns:mc="http://schemas.openxmlformats.org/markup-compatibility/2006" xmlns:aink="http://schemas.microsoft.com/office/drawing/2016/ink" xmlns:am3d="http://schemas.microsoft.com/office/drawing/2017/model3d" xmlns:o="urn:schemas-microsoft-com:office:office" xmlns:oel="http://schemas.microsoft.com/office/2019/extlst" xmlns:r="http://schemas.openxmlformats.org/officeDocument/2006/relationships" xmlns:m="http://schemas.openxmlformats.org/officeDocument/2006/math" xmlns:v="urn:schemas-microsoft-com:vml" xmlns:wp14="http://schemas.microsoft.com/office/word/2010/wordprocessingDrawing" xmlns:wp="http://schemas.openxmlformats.org/drawingml/2006/wordprocessingDrawing" xmlns:w10="urn:schemas-microsoft-com:office:word" xmlns:w="http://schemas.openxmlformats.org/wordprocessingml/2006/main" xmlns:w14="http://schemas.microsoft.com/office/word/2010/wordml" xmlns:w15="http://schemas.microsoft.com/office/word/2012/wordml" xmlns:w16cex="http://schemas.microsoft.com/office/word/2018/wordml/cex" xmlns:w16cid="http://schemas.microsoft.com/office/word/2016/wordml/cid" xmlns:w16="http://schemas.microsoft.com/office/word/2018/wordml" xmlns:w16du="http://schemas.microsoft.com/office/word/2023/wordml/word16du" xmlns:w16sdtdh="http://schemas.microsoft.com/office/word/2020/wordml/sdtdatahash" xmlns:w16se="http://schemas.microsoft.com/office/word/2015/wordml/symex" xmlns:wpg="http://schemas.microsoft.com/office/word/2010/wordprocessingGroup" xmlns:wpi="http://schemas.microsoft.com/office/word/2010/wordprocessingInk" xmlns:wne="http://schemas.microsoft.com/office/word/2006/wordml" xmlns:wps="http://schemas.microsoft.com/office/word/2010/wordprocessingShape" mc:Ignorable="w14 w15 w16se w16cid w16 w16cex w16sdtdh w16du wp14">
+<w:endnotes xmlns:wpc="http://schemas.microsoft.com/office/word/2010/wordprocessingCanvas" xmlns:cx="http://schemas.microsoft.com/office/drawing/2014/chartex" xmlns:cx1="http://schemas.microsoft.com/office/drawing/2015/9/8/chartex" xmlns:cx2="http://schemas.microsoft.com/office/drawing/2015/10/21/chartex" xmlns:cx3="http://schemas.microsoft.com/office/drawing/2016/5/9/chartex" xmlns:cx4="http://schemas.microsoft.com/office/drawing/2016/5/10/chartex" xmlns:cx5="http://schemas.microsoft.com/office/drawing/2016/5/11/chartex" xmlns:cx6="http://schemas.microsoft.com/office/drawing/2016/5/12/chartex" xmlns:cx7="http://schemas.microsoft.com/office/drawing/2016/5/13/chartex" xmlns:cx8="http://schemas.microsoft.com/office/drawing/2016/5/14/chartex" xmlns:mc="http://schemas.openxmlformats.org/markup-compatibility/2006" xmlns:aink="http://schemas.microsoft.com/office/drawing/2016/ink" xmlns:am3d="http://schemas.microsoft.com/office/drawing/2017/model3d" xmlns:o="urn:schemas-microsoft-com:office:office" xmlns:oel="http://schemas.microsoft.com/office/2019/extlst" xmlns:r="http://schemas.openxmlformats.org/officeDocument/2006/relationships" xmlns:m="http://schemas.openxmlformats.org/officeDocument/2006/math" xmlns:v="urn:schemas-microsoft-com:vml" xmlns:wp14="http://schemas.microsoft.com/office/word/2010/wordprocessingDrawing" xmlns:wp="http://schemas.openxmlformats.org/drawingml/2006/wordprocessingDrawing" xmlns:w10="urn:schemas-microsoft-com:office:word" xmlns:w="http://schemas.openxmlformats.org/wordprocessingml/2006/main" xmlns:w14="http://schemas.microsoft.com/office/word/2010/wordml" xmlns:w15="http://schemas.microsoft.com/office/word/2012/wordml" xmlns:w16cex="http://schemas.microsoft.com/office/word/2018/wordml/cex" xmlns:w16cid="http://schemas.microsoft.com/office/word/2016/wordml/cid" xmlns:w16="http://schemas.microsoft.com/office/word/2018/wordml" xmlns:w16du="http://schemas.microsoft.com/office/word/2023/wordml/word16du" xmlns:w16sdtdh="http://schemas.microsoft.com/office/word/2020/wordml/sdtdatahash" xmlns:w16sdtfl="http://schemas.microsoft.com/office/word/2024/wordml/sdtformatlock" xmlns:w16se="http://schemas.microsoft.com/office/word/2015/wordml/symex" xmlns:wpg="http://schemas.microsoft.com/office/word/2010/wordprocessingGroup" xmlns:wpi="http://schemas.microsoft.com/office/word/2010/wordprocessingInk" xmlns:wne="http://schemas.microsoft.com/office/word/2006/wordml" xmlns:wps="http://schemas.microsoft.com/office/word/2010/wordprocessingShape" mc:Ignorable="w14 w15 w16se w16cid w16 w16cex w16sdtdh w16sdtfl w16du wp14">
   <w:endnote w:type="separator" w:id="-1">
     <w:p>
       <w:pPr>
@@ -22174,7 +22086,7 @@
 </file>
 
 <file path=word/footer1.xml><?xml version="1.0" encoding="utf-8"?>
-<w:ftr xmlns:wpc="http://schemas.microsoft.com/office/word/2010/wordprocessingCanvas" xmlns:cx="http://schemas.microsoft.com/office/drawing/2014/chartex" xmlns:cx1="http://schemas.microsoft.com/office/drawing/2015/9/8/chartex" xmlns:cx2="http://schemas.microsoft.com/office/drawing/2015/10/21/chartex" xmlns:cx3="http://schemas.microsoft.com/office/drawing/2016/5/9/chartex" xmlns:cx4="http://schemas.microsoft.com/office/drawing/2016/5/10/chartex" xmlns:cx5="http://schemas.microsoft.com/office/drawing/2016/5/11/chartex" xmlns:cx6="http://schemas.microsoft.com/office/drawing/2016/5/12/chartex" xmlns:cx7="http://schemas.microsoft.com/office/drawing/2016/5/13/chartex" xmlns:cx8="http://schemas.microsoft.com/office/drawing/2016/5/14/chartex" xmlns:mc="http://schemas.openxmlformats.org/markup-compatibility/2006" xmlns:aink="http://schemas.microsoft.com/office/drawing/2016/ink" xmlns:am3d="http://schemas.microsoft.com/office/drawing/2017/model3d" xmlns:o="urn:schemas-microsoft-com:office:office" xmlns:oel="http://schemas.microsoft.com/office/2019/extlst" xmlns:r="http://schemas.openxmlformats.org/officeDocument/2006/relationships" xmlns:m="http://schemas.openxmlformats.org/officeDocument/2006/math" xmlns:v="urn:schemas-microsoft-com:vml" xmlns:wp14="http://schemas.microsoft.com/office/word/2010/wordprocessingDrawing" xmlns:wp="http://schemas.openxmlformats.org/drawingml/2006/wordprocessingDrawing" xmlns:w10="urn:schemas-microsoft-com:office:word" xmlns:w="http://schemas.openxmlformats.org/wordprocessingml/2006/main" xmlns:w14="http://schemas.microsoft.com/office/word/2010/wordml" xmlns:w15="http://schemas.microsoft.com/office/word/2012/wordml" xmlns:w16cex="http://schemas.microsoft.com/office/word/2018/wordml/cex" xmlns:w16cid="http://schemas.microsoft.com/office/word/2016/wordml/cid" xmlns:w16="http://schemas.microsoft.com/office/word/2018/wordml" xmlns:w16du="http://schemas.microsoft.com/office/word/2023/wordml/word16du" xmlns:w16sdtdh="http://schemas.microsoft.com/office/word/2020/wordml/sdtdatahash" xmlns:w16se="http://schemas.microsoft.com/office/word/2015/wordml/symex" xmlns:wpg="http://schemas.microsoft.com/office/word/2010/wordprocessingGroup" xmlns:wpi="http://schemas.microsoft.com/office/word/2010/wordprocessingInk" xmlns:wne="http://schemas.microsoft.com/office/word/2006/wordml" xmlns:wps="http://schemas.microsoft.com/office/word/2010/wordprocessingShape" mc:Ignorable="w14 w15 w16se w16cid w16 w16cex w16sdtdh w16du wp14">
+<w:ftr xmlns:wpc="http://schemas.microsoft.com/office/word/2010/wordprocessingCanvas" xmlns:cx="http://schemas.microsoft.com/office/drawing/2014/chartex" xmlns:cx1="http://schemas.microsoft.com/office/drawing/2015/9/8/chartex" xmlns:cx2="http://schemas.microsoft.com/office/drawing/2015/10/21/chartex" xmlns:cx3="http://schemas.microsoft.com/office/drawing/2016/5/9/chartex" xmlns:cx4="http://schemas.microsoft.com/office/drawing/2016/5/10/chartex" xmlns:cx5="http://schemas.microsoft.com/office/drawing/2016/5/11/chartex" xmlns:cx6="http://schemas.microsoft.com/office/drawing/2016/5/12/chartex" xmlns:cx7="http://schemas.microsoft.com/office/drawing/2016/5/13/chartex" xmlns:cx8="http://schemas.microsoft.com/office/drawing/2016/5/14/chartex" xmlns:mc="http://schemas.openxmlformats.org/markup-compatibility/2006" xmlns:aink="http://schemas.microsoft.com/office/drawing/2016/ink" xmlns:am3d="http://schemas.microsoft.com/office/drawing/2017/model3d" xmlns:o="urn:schemas-microsoft-com:office:office" xmlns:oel="http://schemas.microsoft.com/office/2019/extlst" xmlns:r="http://schemas.openxmlformats.org/officeDocument/2006/relationships" xmlns:m="http://schemas.openxmlformats.org/officeDocument/2006/math" xmlns:v="urn:schemas-microsoft-com:vml" xmlns:wp14="http://schemas.microsoft.com/office/word/2010/wordprocessingDrawing" xmlns:wp="http://schemas.openxmlformats.org/drawingml/2006/wordprocessingDrawing" xmlns:w10="urn:schemas-microsoft-com:office:word" xmlns:w="http://schemas.openxmlformats.org/wordprocessingml/2006/main" xmlns:w14="http://schemas.microsoft.com/office/word/2010/wordml" xmlns:w15="http://schemas.microsoft.com/office/word/2012/wordml" xmlns:w16cex="http://schemas.microsoft.com/office/word/2018/wordml/cex" xmlns:w16cid="http://schemas.microsoft.com/office/word/2016/wordml/cid" xmlns:w16="http://schemas.microsoft.com/office/word/2018/wordml" xmlns:w16du="http://schemas.microsoft.com/office/word/2023/wordml/word16du" xmlns:w16sdtdh="http://schemas.microsoft.com/office/word/2020/wordml/sdtdatahash" xmlns:w16sdtfl="http://schemas.microsoft.com/office/word/2024/wordml/sdtformatlock" xmlns:w16se="http://schemas.microsoft.com/office/word/2015/wordml/symex" xmlns:wpg="http://schemas.microsoft.com/office/word/2010/wordprocessingGroup" xmlns:wpi="http://schemas.microsoft.com/office/word/2010/wordprocessingInk" xmlns:wne="http://schemas.microsoft.com/office/word/2006/wordml" xmlns:wps="http://schemas.microsoft.com/office/word/2010/wordprocessingShape" mc:Ignorable="w14 w15 w16se w16cid w16 w16cex w16sdtdh w16sdtfl w16du wp14">
   <w:p>
     <w:pPr>
       <w:pStyle w:val="Piedepgina"/>
@@ -22635,7 +22547,7 @@
 </file>
 
 <file path=word/footnotes.xml><?xml version="1.0" encoding="utf-8"?>
-<w:footnotes xmlns:wpc="http://schemas.microsoft.com/office/word/2010/wordprocessingCanvas" xmlns:cx="http://schemas.microsoft.com/office/drawing/2014/chartex" xmlns:cx1="http://schemas.microsoft.com/office/drawing/2015/9/8/chartex" xmlns:cx2="http://schemas.microsoft.com/office/drawing/2015/10/21/chartex" xmlns:cx3="http://schemas.microsoft.com/office/drawing/2016/5/9/chartex" xmlns:cx4="http://schemas.microsoft.com/office/drawing/2016/5/10/chartex" xmlns:cx5="http://schemas.microsoft.com/office/drawing/2016/5/11/chartex" xmlns:cx6="http://schemas.microsoft.com/office/drawing/2016/5/12/chartex" xmlns:cx7="http://schemas.microsoft.com/office/drawing/2016/5/13/chartex" xmlns:cx8="http://schemas.microsoft.com/office/drawing/2016/5/14/chartex" xmlns:mc="http://schemas.openxmlformats.org/markup-compatibility/2006" xmlns:aink="http://schemas.microsoft.com/office/drawing/2016/ink" xmlns:am3d="http://schemas.microsoft.com/office/drawing/2017/model3d" xmlns:o="urn:schemas-microsoft-com:office:office" xmlns:oel="http://schemas.microsoft.com/office/2019/extlst" xmlns:r="http://schemas.openxmlformats.org/officeDocument/2006/relationships" xmlns:m="http://schemas.openxmlformats.org/officeDocument/2006/math" xmlns:v="urn:schemas-microsoft-com:vml" xmlns:wp14="http://schemas.microsoft.com/office/word/2010/wordprocessingDrawing" xmlns:wp="http://schemas.openxmlformats.org/drawingml/2006/wordprocessingDrawing" xmlns:w10="urn:schemas-microsoft-com:office:word" xmlns:w="http://schemas.openxmlformats.org/wordprocessingml/2006/main" xmlns:w14="http://schemas.microsoft.com/office/word/2010/wordml" xmlns:w15="http://schemas.microsoft.com/office/word/2012/wordml" xmlns:w16cex="http://schemas.microsoft.com/office/word/2018/wordml/cex" xmlns:w16cid="http://schemas.microsoft.com/office/word/2016/wordml/cid" xmlns:w16="http://schemas.microsoft.com/office/word/2018/wordml" xmlns:w16du="http://schemas.microsoft.com/office/word/2023/wordml/word16du" xmlns:w16sdtdh="http://schemas.microsoft.com/office/word/2020/wordml/sdtdatahash" xmlns:w16se="http://schemas.microsoft.com/office/word/2015/wordml/symex" xmlns:wpg="http://schemas.microsoft.com/office/word/2010/wordprocessingGroup" xmlns:wpi="http://schemas.microsoft.com/office/word/2010/wordprocessingInk" xmlns:wne="http://schemas.microsoft.com/office/word/2006/wordml" xmlns:wps="http://schemas.microsoft.com/office/word/2010/wordprocessingShape" mc:Ignorable="w14 w15 w16se w16cid w16 w16cex w16sdtdh w16du wp14">
+<w:footnotes xmlns:wpc="http://schemas.microsoft.com/office/word/2010/wordprocessingCanvas" xmlns:cx="http://schemas.microsoft.com/office/drawing/2014/chartex" xmlns:cx1="http://schemas.microsoft.com/office/drawing/2015/9/8/chartex" xmlns:cx2="http://schemas.microsoft.com/office/drawing/2015/10/21/chartex" xmlns:cx3="http://schemas.microsoft.com/office/drawing/2016/5/9/chartex" xmlns:cx4="http://schemas.microsoft.com/office/drawing/2016/5/10/chartex" xmlns:cx5="http://schemas.microsoft.com/office/drawing/2016/5/11/chartex" xmlns:cx6="http://schemas.microsoft.com/office/drawing/2016/5/12/chartex" xmlns:cx7="http://schemas.microsoft.com/office/drawing/2016/5/13/chartex" xmlns:cx8="http://schemas.microsoft.com/office/drawing/2016/5/14/chartex" xmlns:mc="http://schemas.openxmlformats.org/markup-compatibility/2006" xmlns:aink="http://schemas.microsoft.com/office/drawing/2016/ink" xmlns:am3d="http://schemas.microsoft.com/office/drawing/2017/model3d" xmlns:o="urn:schemas-microsoft-com:office:office" xmlns:oel="http://schemas.microsoft.com/office/2019/extlst" xmlns:r="http://schemas.openxmlformats.org/officeDocument/2006/relationships" xmlns:m="http://schemas.openxmlformats.org/officeDocument/2006/math" xmlns:v="urn:schemas-microsoft-com:vml" xmlns:wp14="http://schemas.microsoft.com/office/word/2010/wordprocessingDrawing" xmlns:wp="http://schemas.openxmlformats.org/drawingml/2006/wordprocessingDrawing" xmlns:w10="urn:schemas-microsoft-com:office:word" xmlns:w="http://schemas.openxmlformats.org/wordprocessingml/2006/main" xmlns:w14="http://schemas.microsoft.com/office/word/2010/wordml" xmlns:w15="http://schemas.microsoft.com/office/word/2012/wordml" xmlns:w16cex="http://schemas.microsoft.com/office/word/2018/wordml/cex" xmlns:w16cid="http://schemas.microsoft.com/office/word/2016/wordml/cid" xmlns:w16="http://schemas.microsoft.com/office/word/2018/wordml" xmlns:w16du="http://schemas.microsoft.com/office/word/2023/wordml/word16du" xmlns:w16sdtdh="http://schemas.microsoft.com/office/word/2020/wordml/sdtdatahash" xmlns:w16sdtfl="http://schemas.microsoft.com/office/word/2024/wordml/sdtformatlock" xmlns:w16se="http://schemas.microsoft.com/office/word/2015/wordml/symex" xmlns:wpg="http://schemas.microsoft.com/office/word/2010/wordprocessingGroup" xmlns:wpi="http://schemas.microsoft.com/office/word/2010/wordprocessingInk" xmlns:wne="http://schemas.microsoft.com/office/word/2006/wordml" xmlns:wps="http://schemas.microsoft.com/office/word/2010/wordprocessingShape" mc:Ignorable="w14 w15 w16se w16cid w16 w16cex w16sdtdh w16sdtfl w16du wp14">
   <w:footnote w:type="separator" w:id="-1">
     <w:p>
       <w:pPr>
@@ -22660,7 +22572,7 @@
 </file>
 
 <file path=word/header1.xml><?xml version="1.0" encoding="utf-8"?>
-<w:hdr xmlns:wpc="http://schemas.microsoft.com/office/word/2010/wordprocessingCanvas" xmlns:cx="http://schemas.microsoft.com/office/drawing/2014/chartex" xmlns:cx1="http://schemas.microsoft.com/office/drawing/2015/9/8/chartex" xmlns:cx2="http://schemas.microsoft.com/office/drawing/2015/10/21/chartex" xmlns:cx3="http://schemas.microsoft.com/office/drawing/2016/5/9/chartex" xmlns:cx4="http://schemas.microsoft.com/office/drawing/2016/5/10/chartex" xmlns:cx5="http://schemas.microsoft.com/office/drawing/2016/5/11/chartex" xmlns:cx6="http://schemas.microsoft.com/office/drawing/2016/5/12/chartex" xmlns:cx7="http://schemas.microsoft.com/office/drawing/2016/5/13/chartex" xmlns:cx8="http://schemas.microsoft.com/office/drawing/2016/5/14/chartex" xmlns:mc="http://schemas.openxmlformats.org/markup-compatibility/2006" xmlns:aink="http://schemas.microsoft.com/office/drawing/2016/ink" xmlns:am3d="http://schemas.microsoft.com/office/drawing/2017/model3d" xmlns:o="urn:schemas-microsoft-com:office:office" xmlns:oel="http://schemas.microsoft.com/office/2019/extlst" xmlns:r="http://schemas.openxmlformats.org/officeDocument/2006/relationships" xmlns:m="http://schemas.openxmlformats.org/officeDocument/2006/math" xmlns:v="urn:schemas-microsoft-com:vml" xmlns:wp14="http://schemas.microsoft.com/office/word/2010/wordprocessingDrawing" xmlns:wp="http://schemas.openxmlformats.org/drawingml/2006/wordprocessingDrawing" xmlns:w10="urn:schemas-microsoft-com:office:word" xmlns:w="http://schemas.openxmlformats.org/wordprocessingml/2006/main" xmlns:w14="http://schemas.microsoft.com/office/word/2010/wordml" xmlns:w15="http://schemas.microsoft.com/office/word/2012/wordml" xmlns:w16cex="http://schemas.microsoft.com/office/word/2018/wordml/cex" xmlns:w16cid="http://schemas.microsoft.com/office/word/2016/wordml/cid" xmlns:w16="http://schemas.microsoft.com/office/word/2018/wordml" xmlns:w16du="http://schemas.microsoft.com/office/word/2023/wordml/word16du" xmlns:w16sdtdh="http://schemas.microsoft.com/office/word/2020/wordml/sdtdatahash" xmlns:w16se="http://schemas.microsoft.com/office/word/2015/wordml/symex" xmlns:wpg="http://schemas.microsoft.com/office/word/2010/wordprocessingGroup" xmlns:wpi="http://schemas.microsoft.com/office/word/2010/wordprocessingInk" xmlns:wne="http://schemas.microsoft.com/office/word/2006/wordml" xmlns:wps="http://schemas.microsoft.com/office/word/2010/wordprocessingShape" mc:Ignorable="w14 w15 w16se w16cid w16 w16cex w16sdtdh w16du wp14">
+<w:hdr xmlns:wpc="http://schemas.microsoft.com/office/word/2010/wordprocessingCanvas" xmlns:cx="http://schemas.microsoft.com/office/drawing/2014/chartex" xmlns:cx1="http://schemas.microsoft.com/office/drawing/2015/9/8/chartex" xmlns:cx2="http://schemas.microsoft.com/office/drawing/2015/10/21/chartex" xmlns:cx3="http://schemas.microsoft.com/office/drawing/2016/5/9/chartex" xmlns:cx4="http://schemas.microsoft.com/office/drawing/2016/5/10/chartex" xmlns:cx5="http://schemas.microsoft.com/office/drawing/2016/5/11/chartex" xmlns:cx6="http://schemas.microsoft.com/office/drawing/2016/5/12/chartex" xmlns:cx7="http://schemas.microsoft.com/office/drawing/2016/5/13/chartex" xmlns:cx8="http://schemas.microsoft.com/office/drawing/2016/5/14/chartex" xmlns:mc="http://schemas.openxmlformats.org/markup-compatibility/2006" xmlns:aink="http://schemas.microsoft.com/office/drawing/2016/ink" xmlns:am3d="http://schemas.microsoft.com/office/drawing/2017/model3d" xmlns:o="urn:schemas-microsoft-com:office:office" xmlns:oel="http://schemas.microsoft.com/office/2019/extlst" xmlns:r="http://schemas.openxmlformats.org/officeDocument/2006/relationships" xmlns:m="http://schemas.openxmlformats.org/officeDocument/2006/math" xmlns:v="urn:schemas-microsoft-com:vml" xmlns:wp14="http://schemas.microsoft.com/office/word/2010/wordprocessingDrawing" xmlns:wp="http://schemas.openxmlformats.org/drawingml/2006/wordprocessingDrawing" xmlns:w10="urn:schemas-microsoft-com:office:word" xmlns:w="http://schemas.openxmlformats.org/wordprocessingml/2006/main" xmlns:w14="http://schemas.microsoft.com/office/word/2010/wordml" xmlns:w15="http://schemas.microsoft.com/office/word/2012/wordml" xmlns:w16cex="http://schemas.microsoft.com/office/word/2018/wordml/cex" xmlns:w16cid="http://schemas.microsoft.com/office/word/2016/wordml/cid" xmlns:w16="http://schemas.microsoft.com/office/word/2018/wordml" xmlns:w16du="http://schemas.microsoft.com/office/word/2023/wordml/word16du" xmlns:w16sdtdh="http://schemas.microsoft.com/office/word/2020/wordml/sdtdatahash" xmlns:w16sdtfl="http://schemas.microsoft.com/office/word/2024/wordml/sdtformatlock" xmlns:w16se="http://schemas.microsoft.com/office/word/2015/wordml/symex" xmlns:wpg="http://schemas.microsoft.com/office/word/2010/wordprocessingGroup" xmlns:wpi="http://schemas.microsoft.com/office/word/2010/wordprocessingInk" xmlns:wne="http://schemas.microsoft.com/office/word/2006/wordml" xmlns:wps="http://schemas.microsoft.com/office/word/2010/wordprocessingShape" mc:Ignorable="w14 w15 w16se w16cid w16 w16cex w16sdtdh w16sdtfl w16du wp14">
   <w:tbl>
     <w:tblPr>
       <w:tblStyle w:val="Tablaconcuadrcula"/>
@@ -22950,7 +22862,7 @@
 </file>
 
 <file path=word/numbering.xml><?xml version="1.0" encoding="utf-8"?>
-<w:numbering xmlns:wpc="http://schemas.microsoft.com/office/word/2010/wordprocessingCanvas" xmlns:cx="http://schemas.microsoft.com/office/drawing/2014/chartex" xmlns:cx1="http://schemas.microsoft.com/office/drawing/2015/9/8/chartex" xmlns:cx2="http://schemas.microsoft.com/office/drawing/2015/10/21/chartex" xmlns:cx3="http://schemas.microsoft.com/office/drawing/2016/5/9/chartex" xmlns:cx4="http://schemas.microsoft.com/office/drawing/2016/5/10/chartex" xmlns:cx5="http://schemas.microsoft.com/office/drawing/2016/5/11/chartex" xmlns:cx6="http://schemas.microsoft.com/office/drawing/2016/5/12/chartex" xmlns:cx7="http://schemas.microsoft.com/office/drawing/2016/5/13/chartex" xmlns:cx8="http://schemas.microsoft.com/office/drawing/2016/5/14/chartex" xmlns:mc="http://schemas.openxmlformats.org/markup-compatibility/2006" xmlns:aink="http://schemas.microsoft.com/office/drawing/2016/ink" xmlns:am3d="http://schemas.microsoft.com/office/drawing/2017/model3d" xmlns:o="urn:schemas-microsoft-com:office:office" xmlns:oel="http://schemas.microsoft.com/office/2019/extlst" xmlns:r="http://schemas.openxmlformats.org/officeDocument/2006/relationships" xmlns:m="http://schemas.openxmlformats.org/officeDocument/2006/math" xmlns:v="urn:schemas-microsoft-com:vml" xmlns:wp14="http://schemas.microsoft.com/office/word/2010/wordprocessingDrawing" xmlns:wp="http://schemas.openxmlformats.org/drawingml/2006/wordprocessingDrawing" xmlns:w10="urn:schemas-microsoft-com:office:word" xmlns:w="http://schemas.openxmlformats.org/wordprocessingml/2006/main" xmlns:w14="http://schemas.microsoft.com/office/word/2010/wordml" xmlns:w15="http://schemas.microsoft.com/office/word/2012/wordml" xmlns:w16cex="http://schemas.microsoft.com/office/word/2018/wordml/cex" xmlns:w16cid="http://schemas.microsoft.com/office/word/2016/wordml/cid" xmlns:w16="http://schemas.microsoft.com/office/word/2018/wordml" xmlns:w16du="http://schemas.microsoft.com/office/word/2023/wordml/word16du" xmlns:w16sdtdh="http://schemas.microsoft.com/office/word/2020/wordml/sdtdatahash" xmlns:w16se="http://schemas.microsoft.com/office/word/2015/wordml/symex" xmlns:wpg="http://schemas.microsoft.com/office/word/2010/wordprocessingGroup" xmlns:wpi="http://schemas.microsoft.com/office/word/2010/wordprocessingInk" xmlns:wne="http://schemas.microsoft.com/office/word/2006/wordml" xmlns:wps="http://schemas.microsoft.com/office/word/2010/wordprocessingShape" mc:Ignorable="w14 w15 w16se w16cid w16 w16cex w16sdtdh w16du wp14">
+<w:numbering xmlns:wpc="http://schemas.microsoft.com/office/word/2010/wordprocessingCanvas" xmlns:cx="http://schemas.microsoft.com/office/drawing/2014/chartex" xmlns:cx1="http://schemas.microsoft.com/office/drawing/2015/9/8/chartex" xmlns:cx2="http://schemas.microsoft.com/office/drawing/2015/10/21/chartex" xmlns:cx3="http://schemas.microsoft.com/office/drawing/2016/5/9/chartex" xmlns:cx4="http://schemas.microsoft.com/office/drawing/2016/5/10/chartex" xmlns:cx5="http://schemas.microsoft.com/office/drawing/2016/5/11/chartex" xmlns:cx6="http://schemas.microsoft.com/office/drawing/2016/5/12/chartex" xmlns:cx7="http://schemas.microsoft.com/office/drawing/2016/5/13/chartex" xmlns:cx8="http://schemas.microsoft.com/office/drawing/2016/5/14/chartex" xmlns:mc="http://schemas.openxmlformats.org/markup-compatibility/2006" xmlns:aink="http://schemas.microsoft.com/office/drawing/2016/ink" xmlns:am3d="http://schemas.microsoft.com/office/drawing/2017/model3d" xmlns:o="urn:schemas-microsoft-com:office:office" xmlns:oel="http://schemas.microsoft.com/office/2019/extlst" xmlns:r="http://schemas.openxmlformats.org/officeDocument/2006/relationships" xmlns:m="http://schemas.openxmlformats.org/officeDocument/2006/math" xmlns:v="urn:schemas-microsoft-com:vml" xmlns:wp14="http://schemas.microsoft.com/office/word/2010/wordprocessingDrawing" xmlns:wp="http://schemas.openxmlformats.org/drawingml/2006/wordprocessingDrawing" xmlns:w10="urn:schemas-microsoft-com:office:word" xmlns:w="http://schemas.openxmlformats.org/wordprocessingml/2006/main" xmlns:w14="http://schemas.microsoft.com/office/word/2010/wordml" xmlns:w15="http://schemas.microsoft.com/office/word/2012/wordml" xmlns:w16cex="http://schemas.microsoft.com/office/word/2018/wordml/cex" xmlns:w16cid="http://schemas.microsoft.com/office/word/2016/wordml/cid" xmlns:w16="http://schemas.microsoft.com/office/word/2018/wordml" xmlns:w16du="http://schemas.microsoft.com/office/word/2023/wordml/word16du" xmlns:w16sdtdh="http://schemas.microsoft.com/office/word/2020/wordml/sdtdatahash" xmlns:w16sdtfl="http://schemas.microsoft.com/office/word/2024/wordml/sdtformatlock" xmlns:w16se="http://schemas.microsoft.com/office/word/2015/wordml/symex" xmlns:wpg="http://schemas.microsoft.com/office/word/2010/wordprocessingGroup" xmlns:wpi="http://schemas.microsoft.com/office/word/2010/wordprocessingInk" xmlns:wne="http://schemas.microsoft.com/office/word/2006/wordml" xmlns:wps="http://schemas.microsoft.com/office/word/2010/wordprocessingShape" mc:Ignorable="w14 w15 w16se w16cid w16 w16cex w16sdtdh w16sdtfl w16du wp14">
   <w:abstractNum w:abstractNumId="0" w15:restartNumberingAfterBreak="0">
     <w:nsid w:val="08D86D46"/>
     <w:multiLevelType w:val="hybridMultilevel"/>
@@ -26590,7 +26502,7 @@
 </file>
 
 <file path=word/styles.xml><?xml version="1.0" encoding="utf-8"?>
-<w:styles xmlns:mc="http://schemas.openxmlformats.org/markup-compatibility/2006" xmlns:r="http://schemas.openxmlformats.org/officeDocument/2006/relationships" xmlns:w="http://schemas.openxmlformats.org/wordprocessingml/2006/main" xmlns:w14="http://schemas.microsoft.com/office/word/2010/wordml" xmlns:w15="http://schemas.microsoft.com/office/word/2012/wordml" xmlns:w16cex="http://schemas.microsoft.com/office/word/2018/wordml/cex" xmlns:w16cid="http://schemas.microsoft.com/office/word/2016/wordml/cid" xmlns:w16="http://schemas.microsoft.com/office/word/2018/wordml" xmlns:w16du="http://schemas.microsoft.com/office/word/2023/wordml/word16du" xmlns:w16sdtdh="http://schemas.microsoft.com/office/word/2020/wordml/sdtdatahash" xmlns:w16se="http://schemas.microsoft.com/office/word/2015/wordml/symex" mc:Ignorable="w14 w15 w16se w16cid w16 w16cex w16sdtdh w16du">
+<w:styles xmlns:mc="http://schemas.openxmlformats.org/markup-compatibility/2006" xmlns:r="http://schemas.openxmlformats.org/officeDocument/2006/relationships" xmlns:w="http://schemas.openxmlformats.org/wordprocessingml/2006/main" xmlns:w14="http://schemas.microsoft.com/office/word/2010/wordml" xmlns:w15="http://schemas.microsoft.com/office/word/2012/wordml" xmlns:w16cex="http://schemas.microsoft.com/office/word/2018/wordml/cex" xmlns:w16cid="http://schemas.microsoft.com/office/word/2016/wordml/cid" xmlns:w16="http://schemas.microsoft.com/office/word/2018/wordml" xmlns:w16du="http://schemas.microsoft.com/office/word/2023/wordml/word16du" xmlns:w16sdtdh="http://schemas.microsoft.com/office/word/2020/wordml/sdtdatahash" xmlns:w16sdtfl="http://schemas.microsoft.com/office/word/2024/wordml/sdtformatlock" xmlns:w16se="http://schemas.microsoft.com/office/word/2015/wordml/symex" mc:Ignorable="w14 w15 w16se w16cid w16 w16cex w16sdtdh w16sdtfl w16du">
   <w:docDefaults>
     <w:rPrDefault>
       <w:rPr>
